--- a/sunGames_sa_de_cv/Manuales/Manual_de_Estructura_Organizativa_SunGames_SA_de_CV_APA7.docx
+++ b/sunGames_sa_de_cv/Manuales/Manual_de_Estructura_Organizativa_SunGames_SA_de_CV_APA7.docx
@@ -81,6 +81,7 @@
       </w:pPr>
       <w:r>
         <w:rPr>
+          <w:noProof/>
           <w:lang w:val="es-ES"/>
         </w:rPr>
         <w:drawing>
@@ -141,6 +142,7 @@
       </w:r>
       <w:r>
         <w:rPr>
+          <w:noProof/>
           <w:lang w:val="es-ES"/>
         </w:rPr>
         <w:drawing>
@@ -336,14 +338,12 @@
                 <w:lang w:val="es-ES"/>
               </w:rPr>
             </w:pPr>
-            <w:proofErr w:type="gramStart"/>
             <w:r>
               <w:rPr>
                 <w:lang w:val="es-ES"/>
               </w:rPr>
               <w:t>CARNET</w:t>
             </w:r>
-            <w:proofErr w:type="gramEnd"/>
           </w:p>
         </w:tc>
         <w:tc>
@@ -618,7 +618,7 @@
           <w:lang w:val="es-SV"/>
         </w:rPr>
       </w:pPr>
-      <w:bookmarkStart w:id="0" w:name="_Toc241085500"/>
+      <w:bookmarkStart w:id="0" w:name="_Toc242279228"/>
       <w:r>
         <w:rPr>
           <w:b/>
@@ -666,7 +666,7 @@
         </w:rPr>
         <w:fldChar w:fldCharType="separate"/>
       </w:r>
-      <w:hyperlink w:anchor="_Toc241085500" w:history="1">
+      <w:hyperlink w:anchor="_Toc242279228" w:history="1">
         <w:r>
           <w:rPr>
             <w:rStyle w:val="Hipervnculo"/>
@@ -694,7 +694,7 @@
             <w:noProof/>
             <w:webHidden/>
           </w:rPr>
-          <w:instrText xml:space="preserve"> PAGEREF _Toc241085500 \h </w:instrText>
+          <w:instrText xml:space="preserve"> PAGEREF _Toc242279228 \h </w:instrText>
         </w:r>
         <w:r>
           <w:rPr>
@@ -744,7 +744,7 @@
           <w14:ligatures w14:val="standardContextual"/>
         </w:rPr>
       </w:pPr>
-      <w:hyperlink w:anchor="_Toc241085501" w:history="1">
+      <w:hyperlink w:anchor="_Toc242279229" w:history="1">
         <w:r>
           <w:rPr>
             <w:rStyle w:val="Hipervnculo"/>
@@ -773,7 +773,7 @@
             <w:noProof/>
             <w:webHidden/>
           </w:rPr>
-          <w:instrText xml:space="preserve"> PAGEREF _Toc241085501 \h </w:instrText>
+          <w:instrText xml:space="preserve"> PAGEREF _Toc242279229 \h </w:instrText>
         </w:r>
         <w:r>
           <w:rPr>
@@ -821,7 +821,7 @@
           <w14:ligatures w14:val="standardContextual"/>
         </w:rPr>
       </w:pPr>
-      <w:hyperlink w:anchor="_Toc241085502" w:history="1">
+      <w:hyperlink w:anchor="_Toc242279230" w:history="1">
         <w:r>
           <w:rPr>
             <w:rStyle w:val="Hipervnculo"/>
@@ -850,7 +850,7 @@
             <w:noProof/>
             <w:webHidden/>
           </w:rPr>
-          <w:instrText xml:space="preserve"> PAGEREF _Toc241085502 \h </w:instrText>
+          <w:instrText xml:space="preserve"> PAGEREF _Toc242279230 \h </w:instrText>
         </w:r>
         <w:r>
           <w:rPr>
@@ -898,7 +898,7 @@
           <w14:ligatures w14:val="standardContextual"/>
         </w:rPr>
       </w:pPr>
-      <w:hyperlink w:anchor="_Toc241085503" w:history="1">
+      <w:hyperlink w:anchor="_Toc242279231" w:history="1">
         <w:r>
           <w:rPr>
             <w:rStyle w:val="Hipervnculo"/>
@@ -926,7 +926,7 @@
             <w:noProof/>
             <w:webHidden/>
           </w:rPr>
-          <w:instrText xml:space="preserve"> PAGEREF _Toc241085503 \h </w:instrText>
+          <w:instrText xml:space="preserve"> PAGEREF _Toc242279231 \h </w:instrText>
         </w:r>
         <w:r>
           <w:rPr>
@@ -976,7 +976,7 @@
           <w14:ligatures w14:val="standardContextual"/>
         </w:rPr>
       </w:pPr>
-      <w:hyperlink w:anchor="_Toc241085504" w:history="1">
+      <w:hyperlink w:anchor="_Toc242279232" w:history="1">
         <w:r>
           <w:rPr>
             <w:rStyle w:val="Hipervnculo"/>
@@ -1005,7 +1005,7 @@
             <w:noProof/>
             <w:webHidden/>
           </w:rPr>
-          <w:instrText xml:space="preserve"> PAGEREF _Toc241085504 \h </w:instrText>
+          <w:instrText xml:space="preserve"> PAGEREF _Toc242279232 \h </w:instrText>
         </w:r>
         <w:r>
           <w:rPr>
@@ -1055,7 +1055,7 @@
           <w14:ligatures w14:val="standardContextual"/>
         </w:rPr>
       </w:pPr>
-      <w:hyperlink w:anchor="_Toc241085505" w:history="1">
+      <w:hyperlink w:anchor="_Toc242279233" w:history="1">
         <w:r>
           <w:rPr>
             <w:rStyle w:val="Hipervnculo"/>
@@ -1084,7 +1084,7 @@
             <w:noProof/>
             <w:webHidden/>
           </w:rPr>
-          <w:instrText xml:space="preserve"> PAGEREF _Toc241085505 \h </w:instrText>
+          <w:instrText xml:space="preserve"> PAGEREF _Toc242279233 \h </w:instrText>
         </w:r>
         <w:r>
           <w:rPr>
@@ -1134,7 +1134,7 @@
           <w14:ligatures w14:val="standardContextual"/>
         </w:rPr>
       </w:pPr>
-      <w:hyperlink w:anchor="_Toc241085506" w:history="1">
+      <w:hyperlink w:anchor="_Toc242279234" w:history="1">
         <w:r>
           <w:rPr>
             <w:rStyle w:val="Hipervnculo"/>
@@ -1163,7 +1163,7 @@
             <w:noProof/>
             <w:webHidden/>
           </w:rPr>
-          <w:instrText xml:space="preserve"> PAGEREF _Toc241085506 \h </w:instrText>
+          <w:instrText xml:space="preserve"> PAGEREF _Toc242279234 \h </w:instrText>
         </w:r>
         <w:r>
           <w:rPr>
@@ -1211,7 +1211,7 @@
           <w14:ligatures w14:val="standardContextual"/>
         </w:rPr>
       </w:pPr>
-      <w:hyperlink w:anchor="_Toc241085507" w:history="1">
+      <w:hyperlink w:anchor="_Toc242279235" w:history="1">
         <w:r>
           <w:rPr>
             <w:rStyle w:val="Hipervnculo"/>
@@ -1240,7 +1240,7 @@
             <w:noProof/>
             <w:webHidden/>
           </w:rPr>
-          <w:instrText xml:space="preserve"> PAGEREF _Toc241085507 \h </w:instrText>
+          <w:instrText xml:space="preserve"> PAGEREF _Toc242279235 \h </w:instrText>
         </w:r>
         <w:r>
           <w:rPr>
@@ -1288,7 +1288,7 @@
           <w14:ligatures w14:val="standardContextual"/>
         </w:rPr>
       </w:pPr>
-      <w:hyperlink w:anchor="_Toc241085508" w:history="1">
+      <w:hyperlink w:anchor="_Toc242279236" w:history="1">
         <w:r>
           <w:rPr>
             <w:rStyle w:val="Hipervnculo"/>
@@ -1317,7 +1317,7 @@
             <w:noProof/>
             <w:webHidden/>
           </w:rPr>
-          <w:instrText xml:space="preserve"> PAGEREF _Toc241085508 \h </w:instrText>
+          <w:instrText xml:space="preserve"> PAGEREF _Toc242279236 \h </w:instrText>
         </w:r>
         <w:r>
           <w:rPr>
@@ -1367,7 +1367,7 @@
           <w14:ligatures w14:val="standardContextual"/>
         </w:rPr>
       </w:pPr>
-      <w:hyperlink w:anchor="_Toc241085509" w:history="1">
+      <w:hyperlink w:anchor="_Toc242279237" w:history="1">
         <w:r>
           <w:rPr>
             <w:rStyle w:val="Hipervnculo"/>
@@ -1396,7 +1396,7 @@
             <w:noProof/>
             <w:webHidden/>
           </w:rPr>
-          <w:instrText xml:space="preserve"> PAGEREF _Toc241085509 \h </w:instrText>
+          <w:instrText xml:space="preserve"> PAGEREF _Toc242279237 \h </w:instrText>
         </w:r>
         <w:r>
           <w:rPr>
@@ -1446,7 +1446,7 @@
           <w14:ligatures w14:val="standardContextual"/>
         </w:rPr>
       </w:pPr>
-      <w:hyperlink w:anchor="_Toc241085510" w:history="1">
+      <w:hyperlink w:anchor="_Toc242279238" w:history="1">
         <w:r>
           <w:rPr>
             <w:rStyle w:val="Hipervnculo"/>
@@ -1475,7 +1475,7 @@
             <w:noProof/>
             <w:webHidden/>
           </w:rPr>
-          <w:instrText xml:space="preserve"> PAGEREF _Toc241085510 \h </w:instrText>
+          <w:instrText xml:space="preserve"> PAGEREF _Toc242279238 \h </w:instrText>
         </w:r>
         <w:r>
           <w:rPr>
@@ -1523,7 +1523,7 @@
           <w14:ligatures w14:val="standardContextual"/>
         </w:rPr>
       </w:pPr>
-      <w:hyperlink w:anchor="_Toc241085511" w:history="1">
+      <w:hyperlink w:anchor="_Toc242279239" w:history="1">
         <w:r>
           <w:rPr>
             <w:rStyle w:val="Hipervnculo"/>
@@ -1552,7 +1552,7 @@
             <w:noProof/>
             <w:webHidden/>
           </w:rPr>
-          <w:instrText xml:space="preserve"> PAGEREF _Toc241085511 \h </w:instrText>
+          <w:instrText xml:space="preserve"> PAGEREF _Toc242279239 \h </w:instrText>
         </w:r>
         <w:r>
           <w:rPr>
@@ -1601,7 +1601,7 @@
           <w14:ligatures w14:val="standardContextual"/>
         </w:rPr>
       </w:pPr>
-      <w:hyperlink w:anchor="_Toc241085512" w:history="1">
+      <w:hyperlink w:anchor="_Toc242279240" w:history="1">
         <w:r>
           <w:rPr>
             <w:rStyle w:val="Hipervnculo"/>
@@ -1630,7 +1630,7 @@
             <w:noProof/>
             <w:webHidden/>
           </w:rPr>
-          <w:instrText xml:space="preserve"> PAGEREF _Toc241085512 \h </w:instrText>
+          <w:instrText xml:space="preserve"> PAGEREF _Toc242279240 \h </w:instrText>
         </w:r>
         <w:r>
           <w:rPr>
@@ -1679,7 +1679,7 @@
           <w14:ligatures w14:val="standardContextual"/>
         </w:rPr>
       </w:pPr>
-      <w:hyperlink w:anchor="_Toc241085513" w:history="1">
+      <w:hyperlink w:anchor="_Toc242279241" w:history="1">
         <w:r>
           <w:rPr>
             <w:rStyle w:val="Hipervnculo"/>
@@ -1708,7 +1708,7 @@
             <w:noProof/>
             <w:webHidden/>
           </w:rPr>
-          <w:instrText xml:space="preserve"> PAGEREF _Toc241085513 \h </w:instrText>
+          <w:instrText xml:space="preserve"> PAGEREF _Toc242279241 \h </w:instrText>
         </w:r>
         <w:r>
           <w:rPr>
@@ -1756,7 +1756,7 @@
           <w14:ligatures w14:val="standardContextual"/>
         </w:rPr>
       </w:pPr>
-      <w:hyperlink w:anchor="_Toc241085514" w:history="1">
+      <w:hyperlink w:anchor="_Toc242279242" w:history="1">
         <w:r>
           <w:rPr>
             <w:rStyle w:val="Hipervnculo"/>
@@ -1785,7 +1785,7 @@
             <w:noProof/>
             <w:webHidden/>
           </w:rPr>
-          <w:instrText xml:space="preserve"> PAGEREF _Toc241085514 \h </w:instrText>
+          <w:instrText xml:space="preserve"> PAGEREF _Toc242279242 \h </w:instrText>
         </w:r>
         <w:r>
           <w:rPr>
@@ -1834,7 +1834,7 @@
           <w14:ligatures w14:val="standardContextual"/>
         </w:rPr>
       </w:pPr>
-      <w:hyperlink w:anchor="_Toc241085515" w:history="1">
+      <w:hyperlink w:anchor="_Toc242279243" w:history="1">
         <w:r>
           <w:rPr>
             <w:rStyle w:val="Hipervnculo"/>
@@ -1863,7 +1863,7 @@
             <w:noProof/>
             <w:webHidden/>
           </w:rPr>
-          <w:instrText xml:space="preserve"> PAGEREF _Toc241085515 \h </w:instrText>
+          <w:instrText xml:space="preserve"> PAGEREF _Toc242279243 \h </w:instrText>
         </w:r>
         <w:r>
           <w:rPr>
@@ -1912,7 +1912,7 @@
           <w14:ligatures w14:val="standardContextual"/>
         </w:rPr>
       </w:pPr>
-      <w:hyperlink w:anchor="_Toc241085516" w:history="1">
+      <w:hyperlink w:anchor="_Toc242279244" w:history="1">
         <w:r>
           <w:rPr>
             <w:rStyle w:val="Hipervnculo"/>
@@ -1941,7 +1941,7 @@
             <w:noProof/>
             <w:webHidden/>
           </w:rPr>
-          <w:instrText xml:space="preserve"> PAGEREF _Toc241085516 \h </w:instrText>
+          <w:instrText xml:space="preserve"> PAGEREF _Toc242279244 \h </w:instrText>
         </w:r>
         <w:r>
           <w:rPr>
@@ -1990,7 +1990,7 @@
           <w14:ligatures w14:val="standardContextual"/>
         </w:rPr>
       </w:pPr>
-      <w:hyperlink w:anchor="_Toc241085517" w:history="1">
+      <w:hyperlink w:anchor="_Toc242279245" w:history="1">
         <w:r>
           <w:rPr>
             <w:rStyle w:val="Hipervnculo"/>
@@ -2019,7 +2019,7 @@
             <w:noProof/>
             <w:webHidden/>
           </w:rPr>
-          <w:instrText xml:space="preserve"> PAGEREF _Toc241085517 \h </w:instrText>
+          <w:instrText xml:space="preserve"> PAGEREF _Toc242279245 \h </w:instrText>
         </w:r>
         <w:r>
           <w:rPr>
@@ -2068,7 +2068,7 @@
           <w14:ligatures w14:val="standardContextual"/>
         </w:rPr>
       </w:pPr>
-      <w:hyperlink w:anchor="_Toc241085518" w:history="1">
+      <w:hyperlink w:anchor="_Toc242279246" w:history="1">
         <w:r>
           <w:rPr>
             <w:rStyle w:val="Hipervnculo"/>
@@ -2097,7 +2097,7 @@
             <w:noProof/>
             <w:webHidden/>
           </w:rPr>
-          <w:instrText xml:space="preserve"> PAGEREF _Toc241085518 \h </w:instrText>
+          <w:instrText xml:space="preserve"> PAGEREF _Toc242279246 \h </w:instrText>
         </w:r>
         <w:r>
           <w:rPr>
@@ -2146,7 +2146,7 @@
           <w14:ligatures w14:val="standardContextual"/>
         </w:rPr>
       </w:pPr>
-      <w:hyperlink w:anchor="_Toc241085519" w:history="1">
+      <w:hyperlink w:anchor="_Toc242279247" w:history="1">
         <w:r>
           <w:rPr>
             <w:rStyle w:val="Hipervnculo"/>
@@ -2175,7 +2175,7 @@
             <w:noProof/>
             <w:webHidden/>
           </w:rPr>
-          <w:instrText xml:space="preserve"> PAGEREF _Toc241085519 \h </w:instrText>
+          <w:instrText xml:space="preserve"> PAGEREF _Toc242279247 \h </w:instrText>
         </w:r>
         <w:r>
           <w:rPr>
@@ -2223,7 +2223,7 @@
           <w14:ligatures w14:val="standardContextual"/>
         </w:rPr>
       </w:pPr>
-      <w:hyperlink w:anchor="_Toc241085520" w:history="1">
+      <w:hyperlink w:anchor="_Toc242279248" w:history="1">
         <w:r>
           <w:rPr>
             <w:rStyle w:val="Hipervnculo"/>
@@ -2252,7 +2252,7 @@
             <w:noProof/>
             <w:webHidden/>
           </w:rPr>
-          <w:instrText xml:space="preserve"> PAGEREF _Toc241085520 \h </w:instrText>
+          <w:instrText xml:space="preserve"> PAGEREF _Toc242279248 \h </w:instrText>
         </w:r>
         <w:r>
           <w:rPr>
@@ -2301,7 +2301,7 @@
           <w14:ligatures w14:val="standardContextual"/>
         </w:rPr>
       </w:pPr>
-      <w:hyperlink w:anchor="_Toc241085521" w:history="1">
+      <w:hyperlink w:anchor="_Toc242279249" w:history="1">
         <w:r>
           <w:rPr>
             <w:rStyle w:val="Hipervnculo"/>
@@ -2330,7 +2330,7 @@
             <w:noProof/>
             <w:webHidden/>
           </w:rPr>
-          <w:instrText xml:space="preserve"> PAGEREF _Toc241085521 \h </w:instrText>
+          <w:instrText xml:space="preserve"> PAGEREF _Toc242279249 \h </w:instrText>
         </w:r>
         <w:r>
           <w:rPr>
@@ -2379,7 +2379,7 @@
           <w14:ligatures w14:val="standardContextual"/>
         </w:rPr>
       </w:pPr>
-      <w:hyperlink w:anchor="_Toc241085522" w:history="1">
+      <w:hyperlink w:anchor="_Toc242279250" w:history="1">
         <w:r>
           <w:rPr>
             <w:rStyle w:val="Hipervnculo"/>
@@ -2408,7 +2408,7 @@
             <w:noProof/>
             <w:webHidden/>
           </w:rPr>
-          <w:instrText xml:space="preserve"> PAGEREF _Toc241085522 \h </w:instrText>
+          <w:instrText xml:space="preserve"> PAGEREF _Toc242279250 \h </w:instrText>
         </w:r>
         <w:r>
           <w:rPr>
@@ -2456,7 +2456,7 @@
           <w14:ligatures w14:val="standardContextual"/>
         </w:rPr>
       </w:pPr>
-      <w:hyperlink w:anchor="_Toc241085523" w:history="1">
+      <w:hyperlink w:anchor="_Toc242279251" w:history="1">
         <w:r>
           <w:rPr>
             <w:rStyle w:val="Hipervnculo"/>
@@ -2485,7 +2485,7 @@
             <w:noProof/>
             <w:webHidden/>
           </w:rPr>
-          <w:instrText xml:space="preserve"> PAGEREF _Toc241085523 \h </w:instrText>
+          <w:instrText xml:space="preserve"> PAGEREF _Toc242279251 \h </w:instrText>
         </w:r>
         <w:r>
           <w:rPr>
@@ -2534,7 +2534,7 @@
           <w14:ligatures w14:val="standardContextual"/>
         </w:rPr>
       </w:pPr>
-      <w:hyperlink w:anchor="_Toc241085524" w:history="1">
+      <w:hyperlink w:anchor="_Toc242279252" w:history="1">
         <w:r>
           <w:rPr>
             <w:rStyle w:val="Hipervnculo"/>
@@ -2563,7 +2563,7 @@
             <w:noProof/>
             <w:webHidden/>
           </w:rPr>
-          <w:instrText xml:space="preserve"> PAGEREF _Toc241085524 \h </w:instrText>
+          <w:instrText xml:space="preserve"> PAGEREF _Toc242279252 \h </w:instrText>
         </w:r>
         <w:r>
           <w:rPr>
@@ -2612,7 +2612,7 @@
           <w14:ligatures w14:val="standardContextual"/>
         </w:rPr>
       </w:pPr>
-      <w:hyperlink w:anchor="_Toc241085525" w:history="1">
+      <w:hyperlink w:anchor="_Toc242279253" w:history="1">
         <w:r>
           <w:rPr>
             <w:rStyle w:val="Hipervnculo"/>
@@ -2641,7 +2641,7 @@
             <w:noProof/>
             <w:webHidden/>
           </w:rPr>
-          <w:instrText xml:space="preserve"> PAGEREF _Toc241085525 \h </w:instrText>
+          <w:instrText xml:space="preserve"> PAGEREF _Toc242279253 \h </w:instrText>
         </w:r>
         <w:r>
           <w:rPr>
@@ -2690,7 +2690,7 @@
           <w14:ligatures w14:val="standardContextual"/>
         </w:rPr>
       </w:pPr>
-      <w:hyperlink w:anchor="_Toc241085526" w:history="1">
+      <w:hyperlink w:anchor="_Toc242279254" w:history="1">
         <w:r>
           <w:rPr>
             <w:rStyle w:val="Hipervnculo"/>
@@ -2719,7 +2719,7 @@
             <w:noProof/>
             <w:webHidden/>
           </w:rPr>
-          <w:instrText xml:space="preserve"> PAGEREF _Toc241085526 \h </w:instrText>
+          <w:instrText xml:space="preserve"> PAGEREF _Toc242279254 \h </w:instrText>
         </w:r>
         <w:r>
           <w:rPr>
@@ -2767,7 +2767,7 @@
           <w14:ligatures w14:val="standardContextual"/>
         </w:rPr>
       </w:pPr>
-      <w:hyperlink w:anchor="_Toc241085527" w:history="1">
+      <w:hyperlink w:anchor="_Toc242279255" w:history="1">
         <w:r>
           <w:rPr>
             <w:rStyle w:val="Hipervnculo"/>
@@ -2796,7 +2796,7 @@
             <w:noProof/>
             <w:webHidden/>
           </w:rPr>
-          <w:instrText xml:space="preserve"> PAGEREF _Toc241085527 \h </w:instrText>
+          <w:instrText xml:space="preserve"> PAGEREF _Toc242279255 \h </w:instrText>
         </w:r>
         <w:r>
           <w:rPr>
@@ -2844,7 +2844,7 @@
           <w14:ligatures w14:val="standardContextual"/>
         </w:rPr>
       </w:pPr>
-      <w:hyperlink w:anchor="_Toc241085528" w:history="1">
+      <w:hyperlink w:anchor="_Toc242279256" w:history="1">
         <w:r>
           <w:rPr>
             <w:rStyle w:val="Hipervnculo"/>
@@ -2873,7 +2873,7 @@
             <w:noProof/>
             <w:webHidden/>
           </w:rPr>
-          <w:instrText xml:space="preserve"> PAGEREF _Toc241085528 \h </w:instrText>
+          <w:instrText xml:space="preserve"> PAGEREF _Toc242279256 \h </w:instrText>
         </w:r>
         <w:r>
           <w:rPr>
@@ -2923,7 +2923,7 @@
           <w14:ligatures w14:val="standardContextual"/>
         </w:rPr>
       </w:pPr>
-      <w:hyperlink w:anchor="_Toc241085529" w:history="1">
+      <w:hyperlink w:anchor="_Toc242279257" w:history="1">
         <w:r>
           <w:rPr>
             <w:rStyle w:val="Hipervnculo"/>
@@ -2952,7 +2952,7 @@
             <w:noProof/>
             <w:webHidden/>
           </w:rPr>
-          <w:instrText xml:space="preserve"> PAGEREF _Toc241085529 \h </w:instrText>
+          <w:instrText xml:space="preserve"> PAGEREF _Toc242279257 \h </w:instrText>
         </w:r>
         <w:r>
           <w:rPr>
@@ -3000,7 +3000,7 @@
           <w14:ligatures w14:val="standardContextual"/>
         </w:rPr>
       </w:pPr>
-      <w:hyperlink w:anchor="_Toc241085530" w:history="1">
+      <w:hyperlink w:anchor="_Toc242279258" w:history="1">
         <w:r>
           <w:rPr>
             <w:rStyle w:val="Hipervnculo"/>
@@ -3029,7 +3029,7 @@
             <w:noProof/>
             <w:webHidden/>
           </w:rPr>
-          <w:instrText xml:space="preserve"> PAGEREF _Toc241085530 \h </w:instrText>
+          <w:instrText xml:space="preserve"> PAGEREF _Toc242279258 \h </w:instrText>
         </w:r>
         <w:r>
           <w:rPr>
@@ -3077,7 +3077,7 @@
           <w14:ligatures w14:val="standardContextual"/>
         </w:rPr>
       </w:pPr>
-      <w:hyperlink w:anchor="_Toc241085531" w:history="1">
+      <w:hyperlink w:anchor="_Toc242279259" w:history="1">
         <w:r>
           <w:rPr>
             <w:rStyle w:val="Hipervnculo"/>
@@ -3106,7 +3106,7 @@
             <w:noProof/>
             <w:webHidden/>
           </w:rPr>
-          <w:instrText xml:space="preserve"> PAGEREF _Toc241085531 \h </w:instrText>
+          <w:instrText xml:space="preserve"> PAGEREF _Toc242279259 \h </w:instrText>
         </w:r>
         <w:r>
           <w:rPr>
@@ -3154,7 +3154,7 @@
           <w14:ligatures w14:val="standardContextual"/>
         </w:rPr>
       </w:pPr>
-      <w:hyperlink w:anchor="_Toc241085532" w:history="1">
+      <w:hyperlink w:anchor="_Toc242279260" w:history="1">
         <w:r>
           <w:rPr>
             <w:rStyle w:val="Hipervnculo"/>
@@ -3183,7 +3183,7 @@
             <w:noProof/>
             <w:webHidden/>
           </w:rPr>
-          <w:instrText xml:space="preserve"> PAGEREF _Toc241085532 \h </w:instrText>
+          <w:instrText xml:space="preserve"> PAGEREF _Toc242279260 \h </w:instrText>
         </w:r>
         <w:r>
           <w:rPr>
@@ -3233,7 +3233,7 @@
           <w14:ligatures w14:val="standardContextual"/>
         </w:rPr>
       </w:pPr>
-      <w:hyperlink w:anchor="_Toc241085533" w:history="1">
+      <w:hyperlink w:anchor="_Toc242279261" w:history="1">
         <w:r>
           <w:rPr>
             <w:rStyle w:val="Hipervnculo"/>
@@ -3262,7 +3262,7 @@
             <w:noProof/>
             <w:webHidden/>
           </w:rPr>
-          <w:instrText xml:space="preserve"> PAGEREF _Toc241085533 \h </w:instrText>
+          <w:instrText xml:space="preserve"> PAGEREF _Toc242279261 \h </w:instrText>
         </w:r>
         <w:r>
           <w:rPr>
@@ -3310,7 +3310,7 @@
           <w14:ligatures w14:val="standardContextual"/>
         </w:rPr>
       </w:pPr>
-      <w:hyperlink w:anchor="_Toc241085534" w:history="1">
+      <w:hyperlink w:anchor="_Toc242279262" w:history="1">
         <w:r>
           <w:rPr>
             <w:rStyle w:val="Hipervnculo"/>
@@ -3339,7 +3339,7 @@
             <w:noProof/>
             <w:webHidden/>
           </w:rPr>
-          <w:instrText xml:space="preserve"> PAGEREF _Toc241085534 \h </w:instrText>
+          <w:instrText xml:space="preserve"> PAGEREF _Toc242279262 \h </w:instrText>
         </w:r>
         <w:r>
           <w:rPr>
@@ -3389,7 +3389,7 @@
           <w14:ligatures w14:val="standardContextual"/>
         </w:rPr>
       </w:pPr>
-      <w:hyperlink w:anchor="_Toc241085535" w:history="1">
+      <w:hyperlink w:anchor="_Toc242279263" w:history="1">
         <w:r>
           <w:rPr>
             <w:rStyle w:val="Hipervnculo"/>
@@ -3418,7 +3418,7 @@
             <w:noProof/>
             <w:webHidden/>
           </w:rPr>
-          <w:instrText xml:space="preserve"> PAGEREF _Toc241085535 \h </w:instrText>
+          <w:instrText xml:space="preserve"> PAGEREF _Toc242279263 \h </w:instrText>
         </w:r>
         <w:r>
           <w:rPr>
@@ -3468,14 +3468,14 @@
           <w14:ligatures w14:val="standardContextual"/>
         </w:rPr>
       </w:pPr>
-      <w:hyperlink w:anchor="_Toc241085536" w:history="1">
+      <w:hyperlink w:anchor="_Toc242279264" w:history="1">
         <w:r>
           <w:rPr>
             <w:rStyle w:val="Hipervnculo"/>
             <w:noProof/>
             <w:lang w:val="es-SV"/>
           </w:rPr>
-          <w:t>Referencias Normativas</w:t>
+          <w:t>REFERENCIAS NORMATIVAS</w:t>
         </w:r>
         <w:r>
           <w:rPr>
@@ -3496,7 +3496,7 @@
             <w:noProof/>
             <w:webHidden/>
           </w:rPr>
-          <w:instrText xml:space="preserve"> PAGEREF _Toc241085536 \h </w:instrText>
+          <w:instrText xml:space="preserve"> PAGEREF _Toc242279264 \h </w:instrText>
         </w:r>
         <w:r>
           <w:rPr>
@@ -3546,14 +3546,14 @@
           <w14:ligatures w14:val="standardContextual"/>
         </w:rPr>
       </w:pPr>
-      <w:hyperlink w:anchor="_Toc241085537" w:history="1">
+      <w:hyperlink w:anchor="_Toc242279265" w:history="1">
         <w:r>
           <w:rPr>
             <w:rStyle w:val="Hipervnculo"/>
             <w:noProof/>
             <w:lang w:val="es-SV"/>
           </w:rPr>
-          <w:t>Control de Versiones y Elaboración del Documento</w:t>
+          <w:t>CONTROL DE VERSIONES Y ELABORACIÓN DEL DOCUMENTO</w:t>
         </w:r>
         <w:r>
           <w:rPr>
@@ -3574,7 +3574,7 @@
             <w:noProof/>
             <w:webHidden/>
           </w:rPr>
-          <w:instrText xml:space="preserve"> PAGEREF _Toc241085537 \h </w:instrText>
+          <w:instrText xml:space="preserve"> PAGEREF _Toc242279265 \h </w:instrText>
         </w:r>
         <w:r>
           <w:rPr>
@@ -3636,7 +3636,7 @@
           <w:lang w:val="es-SV"/>
         </w:rPr>
       </w:pPr>
-      <w:bookmarkStart w:id="1" w:name="_Toc241085501"/>
+      <w:bookmarkStart w:id="1" w:name="_Toc242279229"/>
       <w:r>
         <w:rPr>
           <w:rFonts w:ascii="Times New Roman" w:hAnsi="Times New Roman" w:cs="Times New Roman"/>
@@ -3661,7 +3661,7 @@
           <w:lang w:val="es-SV"/>
         </w:rPr>
       </w:pPr>
-      <w:bookmarkStart w:id="2" w:name="_Toc241085502"/>
+      <w:bookmarkStart w:id="2" w:name="_Toc242279230"/>
       <w:r>
         <w:rPr>
           <w:rFonts w:ascii="Times New Roman" w:hAnsi="Times New Roman" w:cs="Times New Roman"/>
@@ -3693,7 +3693,7 @@
         <w:keepNext/>
         <w:outlineLvl w:val="1"/>
       </w:pPr>
-      <w:bookmarkStart w:id="3" w:name="_Toc241085503"/>
+      <w:bookmarkStart w:id="3" w:name="_Toc242279231"/>
       <w:r>
         <w:rPr>
           <w:b/>
@@ -3800,7 +3800,7 @@
           <w:lang w:val="es-SV"/>
         </w:rPr>
       </w:pPr>
-      <w:bookmarkStart w:id="4" w:name="_Toc241085504"/>
+      <w:bookmarkStart w:id="4" w:name="_Toc242279232"/>
       <w:r>
         <w:rPr>
           <w:rFonts w:ascii="Times New Roman" w:hAnsi="Times New Roman" w:cs="Times New Roman"/>
@@ -3856,7 +3856,7 @@
           <w:lang w:val="es-SV"/>
         </w:rPr>
       </w:pPr>
-      <w:bookmarkStart w:id="5" w:name="_Toc241085505"/>
+      <w:bookmarkStart w:id="5" w:name="_Toc242279233"/>
       <w:r>
         <w:rPr>
           <w:rFonts w:ascii="Times New Roman" w:hAnsi="Times New Roman" w:cs="Times New Roman"/>
@@ -3881,13 +3881,7 @@
         <w:rPr>
           <w:lang w:val="es-SV"/>
         </w:rPr>
-        <w:t>La estructura organizativa de la sociedad se sustenta en el marco legal siguiente: la Constitución de la República (Asamblea Legislativa de la República de El Salvador, 1983), el Código de Comercio (Asamblea Legislativa de la República de El Salvador, 1970), el Código de Trabajo (Asamblea Legislativa de la República de El Salvador, 1972), la Ley del Seguro Social (Asamblea Legislativa de la República de El Salvador, 1953), la Ley de la Corte de Cuentas de la República (Asamblea Legislativa de la República d</w:t>
-      </w:r>
-      <w:r>
-        <w:rPr>
-          <w:lang w:val="es-SV"/>
-        </w:rPr>
-        <w:t>e El Salvador, 1995), el Código Tributario (Asamblea Legislativa de la República de El Salvador, 2000), el marco NIIF para PYMES (Consejo de Normas Internacionales de Contabilidad, 2015) y las Normas Técnicas de Control Interno (Corte de Cuentas de la República, 2004). El detalle se presenta en la Tabla 1.</w:t>
+        <w:t>La estructura organizativa de la sociedad se sustenta en el marco legal siguiente: la Constitución de la República (Asamblea Legislativa de la República de El Salvador, 1983), el Código de Comercio (Asamblea Legislativa de la República de El Salvador, 1970), el Código de Trabajo (Asamblea Legislativa de la República de El Salvador, 1972), la Ley del Seguro Social (Asamblea Legislativa de la República de El Salvador, 1953), la Ley de la Corte de Cuentas de la República (Asamblea Legislativa de la República de El Salvador, 1995), el Código Tributario (Asamblea Legislativa de la República de El Salvador, 2000), el marco NIIF para PYMES (Consejo de Normas Internacionales de Contabilidad, 2015) y las Normas Técnicas de Control Interno (Corte de Cuentas de la República, 2004). El detalle se presenta en la Tabla 1.</w:t>
       </w:r>
     </w:p>
     <w:p>
@@ -4597,7 +4591,7 @@
           <w:lang w:val="es-SV"/>
         </w:rPr>
       </w:pPr>
-      <w:bookmarkStart w:id="6" w:name="_Toc241085506"/>
+      <w:bookmarkStart w:id="6" w:name="_Toc242279234"/>
       <w:r>
         <w:rPr>
           <w:rFonts w:ascii="Times New Roman" w:hAnsi="Times New Roman" w:cs="Times New Roman"/>
@@ -5384,7 +5378,7 @@
           <w:lang w:val="es-SV"/>
         </w:rPr>
       </w:pPr>
-      <w:bookmarkStart w:id="7" w:name="_Toc241085507"/>
+      <w:bookmarkStart w:id="7" w:name="_Toc242279235"/>
       <w:r>
         <w:rPr>
           <w:rFonts w:ascii="Times New Roman" w:hAnsi="Times New Roman" w:cs="Times New Roman"/>
@@ -5862,7 +5856,7 @@
           <w:lang w:val="es-SV"/>
         </w:rPr>
       </w:pPr>
-      <w:bookmarkStart w:id="8" w:name="_Toc241085508"/>
+      <w:bookmarkStart w:id="8" w:name="_Toc242279236"/>
       <w:r>
         <w:rPr>
           <w:rFonts w:ascii="Times New Roman" w:hAnsi="Times New Roman" w:cs="Times New Roman"/>
@@ -6173,7 +6167,7 @@
           <w:lang w:val="es-SV"/>
         </w:rPr>
       </w:pPr>
-      <w:bookmarkStart w:id="9" w:name="_Toc241085509"/>
+      <w:bookmarkStart w:id="9" w:name="_Toc242279237"/>
       <w:r>
         <w:rPr>
           <w:rFonts w:ascii="Times New Roman" w:hAnsi="Times New Roman" w:cs="Times New Roman"/>
@@ -6198,7 +6192,19 @@
         <w:rPr>
           <w:lang w:val="es-SV"/>
         </w:rPr>
-        <w:t>SunGames, S.A. de C.V. adopta una estructura orgánico-funcional de tipo jerárquico, con un órgano supremo (Junta General de Accionistas), un órgano de administración (Junta Directiva), órganos de vigilancia y asesoría (Auditoría Externa y Asesoría Legal) y una línea ejecutiva a cargo de la Gerencia General, de la cual dependen las unidades funcionales de la sociedad. La Figura 1 presenta el organigrama general.</w:t>
+        <w:t xml:space="preserve">SunGames, S.A. de C.V. adopta una estructura orgánico-funcional de tipo jerárquico, con un órgano supremo (Junta General de Accionistas), un órgano de administración (Junta Directiva), órganos de vigilancia y asesoría (Auditoría Externa </w:t>
+      </w:r>
+      <w:r>
+        <w:rPr>
+          <w:lang w:val="es-SV"/>
+        </w:rPr>
+        <w:t>e Interna</w:t>
+      </w:r>
+      <w:r>
+        <w:rPr>
+          <w:lang w:val="es-SV"/>
+        </w:rPr>
+        <w:t>) y una línea ejecutiva a cargo de la Gerencia General, de la cual dependen las unidades funcionales de la sociedad. La Figura 1 presenta el organigrama general.</w:t>
       </w:r>
     </w:p>
     <w:p>
@@ -6240,9 +6246,9 @@
           <w:noProof/>
         </w:rPr>
         <w:drawing>
-          <wp:inline distT="0" distB="0" distL="0" distR="0" wp14:anchorId="51D69839" wp14:editId="309AABE8">
-            <wp:extent cx="3840480" cy="3509628"/>
-            <wp:effectExtent l="0" t="0" r="0" b="0"/>
+          <wp:inline distT="0" distB="0" distL="0" distR="0" wp14:anchorId="51D69839" wp14:editId="7C98907C">
+            <wp:extent cx="6026991" cy="3390181"/>
+            <wp:effectExtent l="0" t="0" r="0" b="1270"/>
             <wp:docPr id="1" name="Picture 1"/>
             <wp:cNvGraphicFramePr>
               <a:graphicFrameLocks xmlns:a="http://schemas.openxmlformats.org/drawingml/2006/main" noChangeAspect="1"/>
@@ -6251,7 +6257,7 @@
               <a:graphicData uri="http://schemas.openxmlformats.org/drawingml/2006/picture">
                 <pic:pic xmlns:pic="http://schemas.openxmlformats.org/drawingml/2006/picture">
                   <pic:nvPicPr>
-                    <pic:cNvPr id="0" name="organigrama_sungames.png"/>
+                    <pic:cNvPr id="1" name="Picture 1"/>
                     <pic:cNvPicPr/>
                   </pic:nvPicPr>
                   <pic:blipFill>
@@ -6263,7 +6269,7 @@
                   <pic:spPr>
                     <a:xfrm>
                       <a:off x="0" y="0"/>
-                      <a:ext cx="3840480" cy="3509628"/>
+                      <a:ext cx="6055252" cy="3406078"/>
                     </a:xfrm>
                     <a:prstGeom prst="rect">
                       <a:avLst/>
@@ -6296,7 +6302,7 @@
           <w:sz w:val="22"/>
           <w:lang w:val="es-SV"/>
         </w:rPr>
-        <w:t>Elaboración propia, 2026. El organigrama se complementa con el organigrama funcional contenido en el Manual de Organización y Funciones (SG-MOF-001).</w:t>
+        <w:t>Elaboración propia, 2026. El organigrama presenta la estructura de la sociedad hasta el nivel departamental y se complementa con el organigrama funcional contenido en el Manual de Organización y Funciones (SG-MOF-001); la planta de colaboradores se integra por ocho puestos (P-001 a P-008), descritos en el Manual de Descripción de Puestos (SG-MDP-001).</w:t>
       </w:r>
     </w:p>
     <w:p>
@@ -6327,7 +6333,7 @@
           <w:lang w:val="es-SV"/>
         </w:rPr>
       </w:pPr>
-      <w:bookmarkStart w:id="10" w:name="_Toc241085510"/>
+      <w:bookmarkStart w:id="10" w:name="_Toc242279238"/>
       <w:r>
         <w:rPr>
           <w:rFonts w:ascii="Times New Roman" w:hAnsi="Times New Roman" w:cs="Times New Roman"/>
@@ -6366,7 +6372,7 @@
           <w:lang w:val="es-SV"/>
         </w:rPr>
       </w:pPr>
-      <w:bookmarkStart w:id="11" w:name="_Toc241085511"/>
+      <w:bookmarkStart w:id="11" w:name="_Toc242279239"/>
       <w:r>
         <w:rPr>
           <w:rFonts w:ascii="Times New Roman" w:hAnsi="Times New Roman" w:cs="Times New Roman"/>
@@ -6400,7 +6406,7 @@
           <w:lang w:val="es-SV"/>
         </w:rPr>
       </w:pPr>
-      <w:bookmarkStart w:id="12" w:name="_Toc241085512"/>
+      <w:bookmarkStart w:id="12" w:name="_Toc242279240"/>
       <w:r>
         <w:rPr>
           <w:rStyle w:val="Ttulo3Car"/>
@@ -6502,7 +6508,7 @@
           <w:lang w:val="es-SV"/>
         </w:rPr>
       </w:pPr>
-      <w:bookmarkStart w:id="13" w:name="_Toc241085513"/>
+      <w:bookmarkStart w:id="13" w:name="_Toc242279241"/>
       <w:r>
         <w:rPr>
           <w:rStyle w:val="Ttulo3Car"/>
@@ -6531,13 +6537,7 @@
           <w:lang w:val="es-SV"/>
         </w:rPr>
         <w:lastRenderedPageBreak/>
-        <w:t>considera válidamente constituida con cualquier número de accione</w:t>
-      </w:r>
-      <w:r>
-        <w:rPr>
-          <w:lang w:val="es-SV"/>
-        </w:rPr>
-        <w:t>s. Se prevé el régimen de quórum y mayorías calificadas del art. 243 para las juntas extraordinarias.</w:t>
+        <w:t>considera válidamente constituida con cualquier número de acciones. Se prevé el régimen de quórum y mayorías calificadas del art. 243 para las juntas extraordinarias.</w:t>
       </w:r>
     </w:p>
     <w:p>
@@ -6551,7 +6551,7 @@
           <w:lang w:val="es-SV"/>
         </w:rPr>
       </w:pPr>
-      <w:bookmarkStart w:id="14" w:name="_Toc241085514"/>
+      <w:bookmarkStart w:id="14" w:name="_Toc242279242"/>
       <w:r>
         <w:rPr>
           <w:rFonts w:ascii="Times New Roman" w:hAnsi="Times New Roman" w:cs="Times New Roman"/>
@@ -6571,7 +6571,7 @@
           <w:lang w:val="es-SV"/>
         </w:rPr>
       </w:pPr>
-      <w:bookmarkStart w:id="15" w:name="_Toc241085515"/>
+      <w:bookmarkStart w:id="15" w:name="_Toc242279243"/>
       <w:r>
         <w:rPr>
           <w:rStyle w:val="Ttulo3Car"/>
@@ -6603,7 +6603,7 @@
           <w:lang w:val="es-SV"/>
         </w:rPr>
       </w:pPr>
-      <w:bookmarkStart w:id="16" w:name="_Toc241085516"/>
+      <w:bookmarkStart w:id="16" w:name="_Toc242279244"/>
       <w:r>
         <w:rPr>
           <w:rStyle w:val="Ttulo3Car"/>
@@ -6625,13 +6625,7 @@
         <w:rPr>
           <w:lang w:val="es-SV"/>
         </w:rPr>
-        <w:t xml:space="preserve">Conforme al expediente de constitución simulada, la Junta Directiva está integrada por tres directores propietarios —Presidente, Secretario y Vocal—, con sus respectivos suplentes: Diego Edgardo González Sánchez (Director Presidente y Representante Legal), David Alexander Rivas Rivas (Director Secretario) y Josué Nehemías Renderos Hernández (Director </w:t>
-      </w:r>
-      <w:r>
-        <w:rPr>
-          <w:lang w:val="es-SV"/>
-        </w:rPr>
-        <w:t>Vocal). Deberá designarse, al menos, un administrador suplente (art. 264). El presidente dirige las reuniones y, en caso de empate, decide con voto de calidad (art. 256). El cargo de director es personal e indelegable (art. 257).</w:t>
+        <w:t>Conforme al expediente de constitución simulada, la Junta Directiva está integrada por tres directores propietarios —Presidente, Secretario y Vocal—, con sus respectivos suplentes: Diego Edgardo González Sánchez (Director Presidente y Representante Legal), David Alexander Rivas Rivas (Director Secretario) y Josué Nehemías Renderos Hernández (Director Vocal). Deberá designarse, al menos, un administrador suplente (art. 264). El presidente dirige las reuniones y, en caso de empate, decide con voto de calidad (art. 256). El cargo de director es personal e indelegable (art. 257).</w:t>
       </w:r>
     </w:p>
     <w:p>
@@ -6641,7 +6635,7 @@
           <w:lang w:val="es-SV"/>
         </w:rPr>
       </w:pPr>
-      <w:bookmarkStart w:id="17" w:name="_Toc241085517"/>
+      <w:bookmarkStart w:id="17" w:name="_Toc242279245"/>
       <w:r>
         <w:rPr>
           <w:rStyle w:val="Ttulo3Car"/>
@@ -6673,7 +6667,7 @@
           <w:lang w:val="es-SV"/>
         </w:rPr>
       </w:pPr>
-      <w:bookmarkStart w:id="18" w:name="_Toc241085518"/>
+      <w:bookmarkStart w:id="18" w:name="_Toc242279246"/>
       <w:r>
         <w:rPr>
           <w:rStyle w:val="Ttulo3Car"/>
@@ -6790,7 +6784,7 @@
           <w:lang w:val="es-SV"/>
         </w:rPr>
       </w:pPr>
-      <w:bookmarkStart w:id="19" w:name="_Toc241085519"/>
+      <w:bookmarkStart w:id="19" w:name="_Toc242279247"/>
       <w:r>
         <w:rPr>
           <w:rStyle w:val="Ttulo3Car"/>
@@ -6826,7 +6820,7 @@
           <w:lang w:val="es-SV"/>
         </w:rPr>
       </w:pPr>
-      <w:bookmarkStart w:id="20" w:name="_Toc241085520"/>
+      <w:bookmarkStart w:id="20" w:name="_Toc242279248"/>
       <w:r>
         <w:rPr>
           <w:rFonts w:ascii="Times New Roman" w:hAnsi="Times New Roman" w:cs="Times New Roman"/>
@@ -6846,7 +6840,7 @@
           <w:lang w:val="es-SV"/>
         </w:rPr>
       </w:pPr>
-      <w:bookmarkStart w:id="21" w:name="_Toc241085521"/>
+      <w:bookmarkStart w:id="21" w:name="_Toc242279249"/>
       <w:r>
         <w:rPr>
           <w:rStyle w:val="Ttulo3Car"/>
@@ -6868,13 +6862,7 @@
         <w:rPr>
           <w:lang w:val="es-SV"/>
         </w:rPr>
-        <w:t>La vigilancia de la sociedad anónima está confiada a un auditor externo designado por la Junta General, quien ejerce sus funciones por el plazo que determine el pacto social o la propia Junta (arts. 289 y 290). El cargo es incompatible con el de administrador, gerente o empleado subalterno de la sociedad, y no pueden ser auditores los parientes de los administradores o gerentes dentro del cuarto grado de consanguinidad o segundo de afinidad (art. 290). En el expediente de constitución simulada la designació</w:t>
-      </w:r>
-      <w:r>
-        <w:rPr>
-          <w:lang w:val="es-SV"/>
-        </w:rPr>
-        <w:t>n del auditor externo se ha dejado pendiente; en un escenario real deberá recaer en un contador público autorizado e independiente, inscrito conforme a la normativa aplicable.</w:t>
+        <w:t>La vigilancia de la sociedad anónima está confiada a un auditor externo designado por la Junta General, quien ejerce sus funciones por el plazo que determine el pacto social o la propia Junta (arts. 289 y 290). El cargo es incompatible con el de administrador, gerente o empleado subalterno de la sociedad, y no pueden ser auditores los parientes de los administradores o gerentes dentro del cuarto grado de consanguinidad o segundo de afinidad (art. 290). En el expediente de constitución simulada la designación del auditor externo se ha dejado pendiente; en un escenario real deberá recaer en un contador público autorizado e independiente, inscrito conforme a la normativa aplicable.</w:t>
       </w:r>
     </w:p>
     <w:p>
@@ -6884,7 +6872,7 @@
           <w:lang w:val="es-SV"/>
         </w:rPr>
       </w:pPr>
-      <w:bookmarkStart w:id="22" w:name="_Toc241085522"/>
+      <w:bookmarkStart w:id="22" w:name="_Toc242279250"/>
       <w:r>
         <w:rPr>
           <w:rStyle w:val="Ttulo3Car"/>
@@ -6991,7 +6979,7 @@
           <w:lang w:val="es-SV"/>
         </w:rPr>
       </w:pPr>
-      <w:bookmarkStart w:id="23" w:name="_Toc241085523"/>
+      <w:bookmarkStart w:id="23" w:name="_Toc242279251"/>
       <w:r>
         <w:rPr>
           <w:rFonts w:ascii="Times New Roman" w:hAnsi="Times New Roman" w:cs="Times New Roman"/>
@@ -7011,7 +6999,7 @@
           <w:lang w:val="es-SV"/>
         </w:rPr>
       </w:pPr>
-      <w:bookmarkStart w:id="24" w:name="_Toc241085524"/>
+      <w:bookmarkStart w:id="24" w:name="_Toc242279252"/>
       <w:r>
         <w:rPr>
           <w:rStyle w:val="Ttulo3Car"/>
@@ -7043,7 +7031,7 @@
           <w:lang w:val="es-SV"/>
         </w:rPr>
       </w:pPr>
-      <w:bookmarkStart w:id="25" w:name="_Toc241085525"/>
+      <w:bookmarkStart w:id="25" w:name="_Toc242279253"/>
       <w:r>
         <w:rPr>
           <w:rStyle w:val="Ttulo3Car"/>
@@ -7160,7 +7148,7 @@
           <w:lang w:val="es-SV"/>
         </w:rPr>
       </w:pPr>
-      <w:bookmarkStart w:id="26" w:name="_Toc241085526"/>
+      <w:bookmarkStart w:id="26" w:name="_Toc242279254"/>
       <w:r>
         <w:rPr>
           <w:rStyle w:val="Ttulo3Car"/>
@@ -7196,7 +7184,7 @@
           <w:lang w:val="es-SV"/>
         </w:rPr>
       </w:pPr>
-      <w:bookmarkStart w:id="27" w:name="_Toc241085527"/>
+      <w:bookmarkStart w:id="27" w:name="_Toc242279255"/>
       <w:r>
         <w:rPr>
           <w:rFonts w:ascii="Times New Roman" w:hAnsi="Times New Roman" w:cs="Times New Roman"/>
@@ -7234,7 +7222,7 @@
           <w:lang w:val="es-SV"/>
         </w:rPr>
       </w:pPr>
-      <w:bookmarkStart w:id="28" w:name="_Toc241085528"/>
+      <w:bookmarkStart w:id="28" w:name="_Toc242279256"/>
       <w:r>
         <w:rPr>
           <w:rFonts w:ascii="Times New Roman" w:hAnsi="Times New Roman" w:cs="Times New Roman"/>
@@ -7347,7 +7335,7 @@
           <w:lang w:val="es-SV"/>
         </w:rPr>
       </w:pPr>
-      <w:bookmarkStart w:id="29" w:name="_Toc241085529"/>
+      <w:bookmarkStart w:id="29" w:name="_Toc242279257"/>
       <w:r>
         <w:rPr>
           <w:rFonts w:ascii="Times New Roman" w:hAnsi="Times New Roman" w:cs="Times New Roman"/>
@@ -7904,7 +7892,7 @@
           <w:lang w:val="es-SV"/>
         </w:rPr>
       </w:pPr>
-      <w:bookmarkStart w:id="30" w:name="_Toc241085530"/>
+      <w:bookmarkStart w:id="30" w:name="_Toc242279258"/>
       <w:r>
         <w:rPr>
           <w:rStyle w:val="Ttulo2Car"/>
@@ -7938,7 +7926,7 @@
           <w:lang w:val="es-SV"/>
         </w:rPr>
       </w:pPr>
-      <w:bookmarkStart w:id="31" w:name="_Toc241085531"/>
+      <w:bookmarkStart w:id="31" w:name="_Toc242279259"/>
       <w:r>
         <w:rPr>
           <w:rStyle w:val="Ttulo2Car"/>
@@ -7972,7 +7960,7 @@
           <w:lang w:val="es-SV"/>
         </w:rPr>
       </w:pPr>
-      <w:bookmarkStart w:id="32" w:name="_Toc241085532"/>
+      <w:bookmarkStart w:id="32" w:name="_Toc242279260"/>
       <w:r>
         <w:rPr>
           <w:rStyle w:val="Ttulo2Car"/>
@@ -8027,7 +8015,7 @@
           <w:lang w:val="es-SV"/>
         </w:rPr>
       </w:pPr>
-      <w:bookmarkStart w:id="33" w:name="_Toc241085533"/>
+      <w:bookmarkStart w:id="33" w:name="_Toc242279261"/>
       <w:r>
         <w:rPr>
           <w:rFonts w:ascii="Times New Roman" w:hAnsi="Times New Roman" w:cs="Times New Roman"/>
@@ -8066,7 +8054,7 @@
           <w:lang w:val="es-SV"/>
         </w:rPr>
       </w:pPr>
-      <w:bookmarkStart w:id="34" w:name="_Toc241085534"/>
+      <w:bookmarkStart w:id="34" w:name="_Toc242279262"/>
       <w:r>
         <w:rPr>
           <w:rFonts w:ascii="Times New Roman" w:hAnsi="Times New Roman" w:cs="Times New Roman"/>
@@ -8090,21 +8078,7 @@
         <w:rPr>
           <w:lang w:val="es-SV"/>
         </w:rPr>
-        <w:t xml:space="preserve">Los abajo firmantes declaran que conocen y aceptan el contenido del presente manual, el cual </w:t>
-      </w:r>
-      <w:proofErr w:type="gramStart"/>
-      <w:r>
-        <w:rPr>
-          <w:lang w:val="es-SV"/>
-        </w:rPr>
-        <w:t>entrará en vigencia</w:t>
-      </w:r>
-      <w:proofErr w:type="gramEnd"/>
-      <w:r>
-        <w:rPr>
-          <w:lang w:val="es-SV"/>
-        </w:rPr>
-        <w:t xml:space="preserve"> a partir de su aprobación y será de obligatorio cumplimiento para todos los órganos y unidades de la sociedad.</w:t>
+        <w:t>Los abajo firmantes declaran que conocen y aceptan el contenido del presente manual, el cual entrará en vigencia a partir de su aprobación y será de obligatorio cumplimiento para todos los órganos y unidades de la sociedad.</w:t>
       </w:r>
     </w:p>
     <w:tbl>
@@ -8475,7 +8449,7 @@
           <w:lang w:val="es-SV"/>
         </w:rPr>
       </w:pPr>
-      <w:bookmarkStart w:id="35" w:name="_Toc241085535"/>
+      <w:bookmarkStart w:id="35" w:name="_Toc242279263"/>
       <w:r>
         <w:rPr>
           <w:rFonts w:ascii="Times New Roman" w:hAnsi="Times New Roman" w:cs="Times New Roman"/>
@@ -8772,7 +8746,7 @@
           <w:lang w:val="es-SV"/>
         </w:rPr>
       </w:pPr>
-      <w:bookmarkStart w:id="36" w:name="_Toc241085536"/>
+      <w:bookmarkStart w:id="36" w:name="_Toc242279264"/>
       <w:r>
         <w:rPr>
           <w:b/>
@@ -8793,13 +8767,7 @@
         <w:rPr>
           <w:lang w:val="es-SV"/>
         </w:rPr>
-        <w:t>Las referencias normativas que sustentan el presente manual son las siguientes: escritura de constitución de la sociedad e inscripción en el Registro de Comercio; Código de Comercio de El Salvador (Asamblea Legislativa de la República de El Salvador, 1970); Código Tributario (Asamblea Legislativa de la República de El Salvador, 2000); NIIF para PYMES (Consejo de Normas Internacionales de Contabilidad, 2015); Normas Técnicas de Control Interno (Corte de Cuentas de la República, 2004) e Instructivo para la el</w:t>
-      </w:r>
-      <w:r>
-        <w:rPr>
-          <w:lang w:val="es-SV"/>
-        </w:rPr>
-        <w:t>aboración de manuales de organización (Ministerio de Agricultura y Ganadería, 2008).</w:t>
+        <w:t>Las referencias normativas que sustentan el presente manual son las siguientes: escritura de constitución de la sociedad e inscripción en el Registro de Comercio; Código de Comercio de El Salvador (Asamblea Legislativa de la República de El Salvador, 1970); Código Tributario (Asamblea Legislativa de la República de El Salvador, 2000); NIIF para PYMES (Consejo de Normas Internacionales de Contabilidad, 2015); Normas Técnicas de Control Interno (Corte de Cuentas de la República, 2004) e Instructivo para la elaboración de manuales de organización (Ministerio de Agricultura y Ganadería, 2008).</w:t>
       </w:r>
     </w:p>
     <w:p>
@@ -8841,7 +8809,7 @@
           <w:lang w:val="es-SV"/>
         </w:rPr>
       </w:pPr>
-      <w:bookmarkStart w:id="37" w:name="_Toc241085537"/>
+      <w:bookmarkStart w:id="37" w:name="_Toc242279265"/>
       <w:r>
         <w:rPr>
           <w:b/>
@@ -9077,7 +9045,7 @@
               <w:rPr>
                 <w:sz w:val="20"/>
               </w:rPr>
-              <w:t>14/09/2026</w:t>
+              <w:t>23/09/2026</w:t>
             </w:r>
           </w:p>
         </w:tc>
@@ -9111,6 +9079,133 @@
               </w:rPr>
               <w:t>Departamento de talento humano</w:t>
             </w:r>
+          </w:p>
+        </w:tc>
+        <w:tc>
+          <w:tcPr>
+            <w:tcW w:w="1584" w:type="dxa"/>
+          </w:tcPr>
+          <w:p>
+            <w:pPr>
+              <w:spacing w:line="240" w:lineRule="auto"/>
+            </w:pPr>
+            <w:r>
+              <w:rPr>
+                <w:sz w:val="20"/>
+              </w:rPr>
+              <w:t>Gerencia general</w:t>
+            </w:r>
+          </w:p>
+        </w:tc>
+        <w:tc>
+          <w:tcPr>
+            <w:tcW w:w="1872" w:type="dxa"/>
+          </w:tcPr>
+          <w:p>
+            <w:pPr>
+              <w:spacing w:line="240" w:lineRule="auto"/>
+            </w:pPr>
+            <w:r>
+              <w:rPr>
+                <w:sz w:val="20"/>
+              </w:rPr>
+              <w:t>Junta directiva</w:t>
+            </w:r>
+          </w:p>
+        </w:tc>
+      </w:tr>
+      <w:tr>
+        <w:trPr>
+          <w:jc w:val="center"/>
+        </w:trPr>
+        <w:tc>
+          <w:tcPr>
+            <w:tcW w:w="864" w:type="dxa"/>
+          </w:tcPr>
+          <w:p>
+            <w:pPr>
+              <w:spacing w:line="240" w:lineRule="auto"/>
+            </w:pPr>
+            <w:r>
+              <w:rPr>
+                <w:sz w:val="20"/>
+              </w:rPr>
+              <w:t>1.1</w:t>
+            </w:r>
+          </w:p>
+        </w:tc>
+        <w:tc>
+          <w:tcPr>
+            <w:tcW w:w="1296" w:type="dxa"/>
+          </w:tcPr>
+          <w:p>
+            <w:pPr>
+              <w:spacing w:line="240" w:lineRule="auto"/>
+            </w:pPr>
+            <w:r>
+              <w:rPr>
+                <w:sz w:val="20"/>
+              </w:rPr>
+              <w:t>06/10/2026</w:t>
+            </w:r>
+          </w:p>
+        </w:tc>
+        <w:tc>
+          <w:tcPr>
+            <w:tcW w:w="2160" w:type="dxa"/>
+          </w:tcPr>
+          <w:p>
+            <w:pPr>
+              <w:spacing w:line="240" w:lineRule="auto"/>
+              <w:rPr>
+                <w:lang w:val="es-SV"/>
+              </w:rPr>
+            </w:pPr>
+            <w:r>
+              <w:rPr>
+                <w:sz w:val="20"/>
+                <w:lang w:val="es-SV"/>
+              </w:rPr>
+              <w:t>Nota del organigrama: estructura hasta el nivel departamental y plantilla de ocho colaboradores (P-001 a P-008).</w:t>
+            </w:r>
+          </w:p>
+        </w:tc>
+        <w:tc>
+          <w:tcPr>
+            <w:tcW w:w="1728" w:type="dxa"/>
+          </w:tcPr>
+          <w:p>
+            <w:pPr>
+              <w:spacing w:line="240" w:lineRule="auto"/>
+            </w:pPr>
+            <w:r>
+              <w:rPr>
+                <w:sz w:val="20"/>
+              </w:rPr>
+              <w:t xml:space="preserve">Departamento de </w:t>
+            </w:r>
+            <w:proofErr w:type="spellStart"/>
+            <w:r>
+              <w:rPr>
+                <w:sz w:val="20"/>
+              </w:rPr>
+              <w:t>talento</w:t>
+            </w:r>
+            <w:proofErr w:type="spellEnd"/>
+            <w:r>
+              <w:rPr>
+                <w:sz w:val="20"/>
+              </w:rPr>
+              <w:t xml:space="preserve"> </w:t>
+            </w:r>
+            <w:proofErr w:type="spellStart"/>
+            <w:r>
+              <w:rPr>
+                <w:sz w:val="20"/>
+              </w:rPr>
+              <w:t>humano</w:t>
+            </w:r>
+            <w:proofErr w:type="spellEnd"/>
           </w:p>
         </w:tc>
         <w:tc>
@@ -10051,6 +10146,7 @@
   <w:style w:type="character" w:default="1" w:styleId="Fuentedeprrafopredeter">
     <w:name w:val="Default Paragraph Font"/>
     <w:uiPriority w:val="1"/>
+    <w:semiHidden/>
     <w:unhideWhenUsed/>
   </w:style>
   <w:style w:type="table" w:default="1" w:styleId="Tablanormal">

--- a/sunGames_sa_de_cv/Manuales/Manual_de_Estructura_Organizativa_SunGames_SA_de_CV_APA7.docx
+++ b/sunGames_sa_de_cv/Manuales/Manual_de_Estructura_Organizativa_SunGames_SA_de_CV_APA7.docx
@@ -1,80 +1,10 @@
 
 <file path=word/document.xml><?xml version="1.0" encoding="utf-8"?>
-<w:document xmlns:wpc="http://schemas.microsoft.com/office/word/2010/wordprocessingCanvas" xmlns:cx="http://schemas.microsoft.com/office/drawing/2014/chartex" xmlns:cx1="http://schemas.microsoft.com/office/drawing/2015/9/8/chartex" xmlns:cx2="http://schemas.microsoft.com/office/drawing/2015/10/21/chartex" xmlns:cx3="http://schemas.microsoft.com/office/drawing/2016/5/9/chartex" xmlns:cx4="http://schemas.microsoft.com/office/drawing/2016/5/10/chartex" xmlns:cx5="http://schemas.microsoft.com/office/drawing/2016/5/11/chartex" xmlns:cx6="http://schemas.microsoft.com/office/drawing/2016/5/12/chartex" xmlns:cx7="http://schemas.microsoft.com/office/drawing/2016/5/13/chartex" xmlns:cx8="http://schemas.microsoft.com/office/drawing/2016/5/14/chartex" xmlns:mc="http://schemas.openxmlformats.org/markup-compatibility/2006" xmlns:aink="http://schemas.microsoft.com/office/drawing/2016/ink" xmlns:am3d="http://schemas.microsoft.com/office/drawing/2017/model3d" xmlns:o="urn:schemas-microsoft-com:office:office" xmlns:oel="http://schemas.microsoft.com/office/2019/extlst" xmlns:r="http://schemas.openxmlformats.org/officeDocument/2006/relationships" xmlns:m="http://schemas.openxmlformats.org/officeDocument/2006/math" xmlns:v="urn:schemas-microsoft-com:vml" xmlns:wp14="http://schemas.microsoft.com/office/word/2010/wordprocessingDrawing" xmlns:wp="http://schemas.openxmlformats.org/drawingml/2006/wordprocessingDrawing" xmlns:w10="urn:schemas-microsoft-com:office:word" xmlns:w="http://schemas.openxmlformats.org/wordprocessingml/2006/main" xmlns:w14="http://schemas.microsoft.com/office/word/2010/wordml" xmlns:w15="http://schemas.microsoft.com/office/word/2012/wordml" xmlns:w16cex="http://schemas.microsoft.com/office/word/2018/wordml/cex" xmlns:w16cid="http://schemas.microsoft.com/office/word/2016/wordml/cid" xmlns:w16="http://schemas.microsoft.com/office/word/2018/wordml" xmlns:w16du="http://schemas.microsoft.com/office/word/2023/wordml/word16du" xmlns:w16sdtdh="http://schemas.microsoft.com/office/word/2020/wordml/sdtdatahash" xmlns:w16sdtfl="http://schemas.microsoft.com/office/word/2024/wordml/sdtformatlock" xmlns:w16se="http://schemas.microsoft.com/office/word/2015/wordml/symex" xmlns:wpg="http://schemas.microsoft.com/office/word/2010/wordprocessingGroup" xmlns:wpi="http://schemas.microsoft.com/office/word/2010/wordprocessingInk" xmlns:wne="http://schemas.microsoft.com/office/word/2006/wordml" xmlns:wps="http://schemas.microsoft.com/office/word/2010/wordprocessingShape" mc:Ignorable="w14 w15 w16se w16cid w16 w16cex w16sdtdh w16sdtfl w16du wp14">
+<w:document xmlns:wpc="http://schemas.microsoft.com/office/word/2010/wordprocessingCanvas" xmlns:cx="http://schemas.microsoft.com/office/drawing/2014/chartex" xmlns:cx1="http://schemas.microsoft.com/office/drawing/2015/9/8/chartex" xmlns:cx2="http://schemas.microsoft.com/office/drawing/2015/10/21/chartex" xmlns:cx3="http://schemas.microsoft.com/office/drawing/2016/5/9/chartex" xmlns:cx4="http://schemas.microsoft.com/office/drawing/2016/5/10/chartex" xmlns:cx5="http://schemas.microsoft.com/office/drawing/2016/5/11/chartex" xmlns:cx6="http://schemas.microsoft.com/office/drawing/2016/5/12/chartex" xmlns:cx7="http://schemas.microsoft.com/office/drawing/2016/5/13/chartex" xmlns:cx8="http://schemas.microsoft.com/office/drawing/2016/5/14/chartex" xmlns:mc="http://schemas.openxmlformats.org/markup-compatibility/2006" xmlns:aink="http://schemas.microsoft.com/office/drawing/2016/ink" xmlns:am3d="http://schemas.microsoft.com/office/drawing/2017/model3d" xmlns:o="urn:schemas-microsoft-com:office:office" xmlns:r="http://schemas.openxmlformats.org/officeDocument/2006/relationships" xmlns:m="http://schemas.openxmlformats.org/officeDocument/2006/math" xmlns:v="urn:schemas-microsoft-com:vml" xmlns:wp14="http://schemas.microsoft.com/office/word/2010/wordprocessingDrawing" xmlns:wp="http://schemas.openxmlformats.org/drawingml/2006/wordprocessingDrawing" xmlns:w10="urn:schemas-microsoft-com:office:word" xmlns:w="http://schemas.openxmlformats.org/wordprocessingml/2006/main" xmlns:w14="http://schemas.microsoft.com/office/word/2010/wordml" xmlns:w15="http://schemas.microsoft.com/office/word/2012/wordml" xmlns:w16cex="http://schemas.microsoft.com/office/word/2018/wordml/cex" xmlns:w16cid="http://schemas.microsoft.com/office/word/2016/wordml/cid" xmlns:w16="http://schemas.microsoft.com/office/word/2018/wordml" xmlns:w16sdtdh="http://schemas.microsoft.com/office/word/2020/wordml/sdtdatahash" xmlns:w16se="http://schemas.microsoft.com/office/word/2015/wordml/symex" xmlns:wpg="http://schemas.microsoft.com/office/word/2010/wordprocessingGroup" xmlns:wpi="http://schemas.microsoft.com/office/word/2010/wordprocessingInk" xmlns:wne="http://schemas.microsoft.com/office/word/2006/wordml" xmlns:wps="http://schemas.microsoft.com/office/word/2010/wordprocessingShape" mc:Ignorable="w14 w15 w16se w16cid w16 w16cex w16sdtdh wp14">
   <w:body>
     <w:p>
       <w:pPr>
-        <w:jc w:val="center"/>
-        <w:rPr>
-          <w:lang w:val="es-ES"/>
-        </w:rPr>
-      </w:pPr>
-      <w:r>
-        <w:rPr>
-          <w:lang w:val="es-ES"/>
-        </w:rPr>
-        <w:t>UNIVERSIDAD DE EL SALVADOR</w:t>
-      </w:r>
-    </w:p>
-    <w:p>
-      <w:pPr>
-        <w:jc w:val="center"/>
-        <w:rPr>
-          <w:lang w:val="es-ES"/>
-        </w:rPr>
-      </w:pPr>
-      <w:r>
-        <w:rPr>
-          <w:lang w:val="es-ES"/>
-        </w:rPr>
-        <w:t>FACULTAD DE INGENIERÍA Y ARQUITECTURA</w:t>
-      </w:r>
-    </w:p>
-    <w:p>
-      <w:pPr>
-        <w:jc w:val="center"/>
-        <w:rPr>
-          <w:lang w:val="es-ES"/>
-        </w:rPr>
-      </w:pPr>
-      <w:r>
-        <w:rPr>
-          <w:lang w:val="es-ES"/>
-        </w:rPr>
-        <w:t>ESCUELA DE INGENIERIA DE SISTEMAS INFORMÁTICOS</w:t>
-      </w:r>
-    </w:p>
-    <w:p>
-      <w:pPr>
-        <w:jc w:val="center"/>
-        <w:rPr>
-          <w:lang w:val="es-ES"/>
-        </w:rPr>
-      </w:pPr>
-      <w:r>
-        <w:rPr>
-          <w:lang w:val="es-ES"/>
-        </w:rPr>
-        <w:t>SISTEMAS CONTABLES SIC115</w:t>
-      </w:r>
-    </w:p>
-    <w:p>
-      <w:pPr>
-        <w:jc w:val="center"/>
-        <w:rPr>
-          <w:lang w:val="es-ES"/>
-        </w:rPr>
-      </w:pPr>
-      <w:r>
-        <w:rPr>
-          <w:lang w:val="es-ES"/>
-        </w:rPr>
-        <w:t>CICLO II-2026</w:t>
-      </w:r>
-    </w:p>
-    <w:p>
-      <w:pPr>
-        <w:jc w:val="center"/>
+        <w:spacing w:line="240" w:lineRule="auto"/>
         <w:rPr>
           <w:lang w:val="es-ES"/>
         </w:rPr>
@@ -85,74 +15,13 @@
           <w:lang w:val="es-ES"/>
         </w:rPr>
         <w:drawing>
-          <wp:anchor distT="0" distB="0" distL="114300" distR="114300" simplePos="0" relativeHeight="251657216" behindDoc="0" locked="0" layoutInCell="1" allowOverlap="1" wp14:anchorId="0D50DE77" wp14:editId="26663E0F">
+          <wp:anchor distT="0" distB="0" distL="114300" distR="114300" simplePos="0" relativeHeight="251665408" behindDoc="0" locked="0" layoutInCell="1" allowOverlap="1" wp14:anchorId="49605594" wp14:editId="1CA455A2">
             <wp:simplePos x="0" y="0"/>
             <wp:positionH relativeFrom="column">
-              <wp:posOffset>996950</wp:posOffset>
+              <wp:posOffset>3606576</wp:posOffset>
             </wp:positionH>
             <wp:positionV relativeFrom="paragraph">
-              <wp:posOffset>73660</wp:posOffset>
-            </wp:positionV>
-            <wp:extent cx="1542968" cy="1923295"/>
-            <wp:effectExtent l="0" t="0" r="635" b="1270"/>
-            <wp:wrapNone/>
-            <wp:docPr id="727176803" name="Imagen 727176803"/>
-            <wp:cNvGraphicFramePr>
-              <a:graphicFrameLocks xmlns:a="http://schemas.openxmlformats.org/drawingml/2006/main" noChangeAspect="1"/>
-            </wp:cNvGraphicFramePr>
-            <a:graphic xmlns:a="http://schemas.openxmlformats.org/drawingml/2006/main">
-              <a:graphicData uri="http://schemas.openxmlformats.org/drawingml/2006/picture">
-                <pic:pic xmlns:pic="http://schemas.openxmlformats.org/drawingml/2006/picture">
-                  <pic:nvPicPr>
-                    <pic:cNvPr id="1" name="Imagen 1"/>
-                    <pic:cNvPicPr/>
-                  </pic:nvPicPr>
-                  <pic:blipFill>
-                    <a:blip r:embed="rId8" cstate="print">
-                      <a:extLst>
-                        <a:ext uri="{28A0092B-C50C-407E-A947-70E740481C1C}">
-                          <a14:useLocalDpi xmlns:a14="http://schemas.microsoft.com/office/drawing/2010/main" val="0"/>
-                        </a:ext>
-                      </a:extLst>
-                    </a:blip>
-                    <a:stretch>
-                      <a:fillRect/>
-                    </a:stretch>
-                  </pic:blipFill>
-                  <pic:spPr>
-                    <a:xfrm>
-                      <a:off x="0" y="0"/>
-                      <a:ext cx="1542968" cy="1923295"/>
-                    </a:xfrm>
-                    <a:prstGeom prst="rect">
-                      <a:avLst/>
-                    </a:prstGeom>
-                  </pic:spPr>
-                </pic:pic>
-              </a:graphicData>
-            </a:graphic>
-            <wp14:sizeRelH relativeFrom="margin">
-              <wp14:pctWidth>0</wp14:pctWidth>
-            </wp14:sizeRelH>
-            <wp14:sizeRelV relativeFrom="margin">
-              <wp14:pctHeight>0</wp14:pctHeight>
-            </wp14:sizeRelV>
-          </wp:anchor>
-        </w:drawing>
-      </w:r>
-      <w:r>
-        <w:rPr>
-          <w:noProof/>
-          <w:lang w:val="es-ES"/>
-        </w:rPr>
-        <w:drawing>
-          <wp:anchor distT="0" distB="0" distL="114300" distR="114300" simplePos="0" relativeHeight="251665408" behindDoc="0" locked="0" layoutInCell="1" allowOverlap="1" wp14:anchorId="49605594" wp14:editId="1C72B27B">
-            <wp:simplePos x="0" y="0"/>
-            <wp:positionH relativeFrom="column">
-              <wp:posOffset>3176270</wp:posOffset>
-            </wp:positionH>
-            <wp:positionV relativeFrom="paragraph">
-              <wp:posOffset>385445</wp:posOffset>
+              <wp:posOffset>-774844</wp:posOffset>
             </wp:positionV>
             <wp:extent cx="3299460" cy="1281547"/>
             <wp:effectExtent l="0" t="0" r="0" b="0"/>
@@ -169,7 +38,7 @@
                     <pic:cNvPicPr/>
                   </pic:nvPicPr>
                   <pic:blipFill>
-                    <a:blip r:embed="rId9" cstate="print">
+                    <a:blip r:embed="rId8" cstate="print">
                       <a:extLst>
                         <a:ext uri="{28A0092B-C50C-407E-A947-70E740481C1C}">
                           <a14:useLocalDpi xmlns:a14="http://schemas.microsoft.com/office/drawing/2010/main" val="0"/>
@@ -201,381 +70,33 @@
           </wp:anchor>
         </w:drawing>
       </w:r>
-    </w:p>
-    <w:p>
-      <w:pPr>
-        <w:jc w:val="center"/>
+      <w:r>
         <w:rPr>
           <w:lang w:val="es-ES"/>
         </w:rPr>
-      </w:pPr>
-    </w:p>
-    <w:p>
-      <w:pPr>
-        <w:jc w:val="center"/>
-        <w:rPr>
-          <w:lang w:val="es-ES"/>
-        </w:rPr>
-      </w:pPr>
-    </w:p>
-    <w:p>
-      <w:pPr>
-        <w:jc w:val="center"/>
-        <w:rPr>
-          <w:lang w:val="es-ES"/>
-        </w:rPr>
-      </w:pPr>
-    </w:p>
-    <w:p>
-      <w:pPr>
-        <w:jc w:val="center"/>
-        <w:rPr>
-          <w:lang w:val="es-ES"/>
-        </w:rPr>
-      </w:pPr>
-    </w:p>
-    <w:p>
-      <w:pPr>
-        <w:jc w:val="center"/>
-        <w:rPr>
-          <w:lang w:val="es-ES"/>
-        </w:rPr>
-      </w:pPr>
-    </w:p>
-    <w:p>
-      <w:pPr>
-        <w:jc w:val="center"/>
-        <w:rPr>
-          <w:lang w:val="es-ES"/>
-        </w:rPr>
-      </w:pPr>
-    </w:p>
-    <w:p>
-      <w:pPr>
-        <w:jc w:val="center"/>
-        <w:rPr>
-          <w:i/>
-          <w:iCs/>
-          <w:lang w:val="es-ES"/>
-        </w:rPr>
-      </w:pPr>
-      <w:r>
-        <w:rPr>
-          <w:lang w:val="es-ES"/>
-        </w:rPr>
-        <w:t>“</w:t>
-      </w:r>
-      <w:r>
-        <w:rPr>
-          <w:i/>
-          <w:iCs/>
-          <w:lang w:val="es-ES"/>
-        </w:rPr>
-        <w:t>MANUAL DE ESTRUCTURA ORGANIZATIVA</w:t>
-      </w:r>
-      <w:r>
-        <w:rPr>
-          <w:i/>
-          <w:iCs/>
-          <w:lang w:val="es-ES"/>
-        </w:rPr>
-        <w:t>”</w:t>
+        <w:t xml:space="preserve">SUNGAMES S.A. DE C.V. </w:t>
       </w:r>
     </w:p>
     <w:p>
       <w:pPr>
-        <w:jc w:val="center"/>
-        <w:rPr>
-          <w:i/>
-          <w:iCs/>
+        <w:pBdr>
+          <w:bottom w:val="single" w:sz="6" w:space="1" w:color="auto"/>
+        </w:pBdr>
+        <w:spacing w:line="240" w:lineRule="auto"/>
+        <w:rPr>
           <w:lang w:val="es-ES"/>
         </w:rPr>
       </w:pPr>
-    </w:p>
-    <w:p>
-      <w:pPr>
-        <w:jc w:val="center"/>
+      <w:r>
         <w:rPr>
           <w:lang w:val="es-ES"/>
         </w:rPr>
-      </w:pPr>
-      <w:r>
-        <w:rPr>
-          <w:lang w:val="es-ES"/>
-        </w:rPr>
-        <w:t>PRESENTADO POR:</w:t>
+        <w:t xml:space="preserve">GERENCIA GENERAL </w:t>
       </w:r>
     </w:p>
     <w:p>
       <w:pPr>
-        <w:jc w:val="center"/>
-        <w:rPr>
-          <w:lang w:val="es-ES"/>
-        </w:rPr>
-      </w:pPr>
-    </w:p>
-    <w:tbl>
-      <w:tblPr>
-        <w:tblStyle w:val="Tablaconcuadrcula"/>
-        <w:tblW w:w="0" w:type="auto"/>
-        <w:tblLook w:val="04A0" w:firstRow="1" w:lastRow="0" w:firstColumn="1" w:lastColumn="0" w:noHBand="0" w:noVBand="1"/>
-      </w:tblPr>
-      <w:tblGrid>
-        <w:gridCol w:w="3131"/>
-        <w:gridCol w:w="3131"/>
-        <w:gridCol w:w="3132"/>
-      </w:tblGrid>
-      <w:tr>
-        <w:tc>
-          <w:tcPr>
-            <w:tcW w:w="3131" w:type="dxa"/>
-            <w:shd w:val="clear" w:color="auto" w:fill="95B3D7" w:themeFill="accent1" w:themeFillTint="99"/>
-          </w:tcPr>
-          <w:p>
-            <w:pPr>
-              <w:jc w:val="center"/>
-              <w:rPr>
-                <w:lang w:val="es-ES"/>
-              </w:rPr>
-            </w:pPr>
-            <w:r>
-              <w:rPr>
-                <w:lang w:val="es-ES"/>
-              </w:rPr>
-              <w:t>CARNET</w:t>
-            </w:r>
-          </w:p>
-        </w:tc>
-        <w:tc>
-          <w:tcPr>
-            <w:tcW w:w="3131" w:type="dxa"/>
-            <w:shd w:val="clear" w:color="auto" w:fill="95B3D7" w:themeFill="accent1" w:themeFillTint="99"/>
-          </w:tcPr>
-          <w:p>
-            <w:pPr>
-              <w:jc w:val="center"/>
-              <w:rPr>
-                <w:lang w:val="es-ES"/>
-              </w:rPr>
-            </w:pPr>
-            <w:r>
-              <w:rPr>
-                <w:lang w:val="es-ES"/>
-              </w:rPr>
-              <w:t>APELLIDOS</w:t>
-            </w:r>
-          </w:p>
-        </w:tc>
-        <w:tc>
-          <w:tcPr>
-            <w:tcW w:w="3132" w:type="dxa"/>
-            <w:shd w:val="clear" w:color="auto" w:fill="95B3D7" w:themeFill="accent1" w:themeFillTint="99"/>
-          </w:tcPr>
-          <w:p>
-            <w:pPr>
-              <w:jc w:val="center"/>
-              <w:rPr>
-                <w:lang w:val="es-ES"/>
-              </w:rPr>
-            </w:pPr>
-            <w:r>
-              <w:rPr>
-                <w:lang w:val="es-ES"/>
-              </w:rPr>
-              <w:t>NOMBRES</w:t>
-            </w:r>
-          </w:p>
-        </w:tc>
-      </w:tr>
-      <w:tr>
-        <w:tc>
-          <w:tcPr>
-            <w:tcW w:w="3131" w:type="dxa"/>
-          </w:tcPr>
-          <w:p>
-            <w:pPr>
-              <w:jc w:val="center"/>
-              <w:rPr>
-                <w:lang w:val="es-ES"/>
-              </w:rPr>
-            </w:pPr>
-            <w:r>
-              <w:rPr>
-                <w:lang w:val="es-ES"/>
-              </w:rPr>
-              <w:t>GS24026</w:t>
-            </w:r>
-          </w:p>
-        </w:tc>
-        <w:tc>
-          <w:tcPr>
-            <w:tcW w:w="3131" w:type="dxa"/>
-          </w:tcPr>
-          <w:p>
-            <w:pPr>
-              <w:jc w:val="center"/>
-              <w:rPr>
-                <w:lang w:val="es-ES"/>
-              </w:rPr>
-            </w:pPr>
-            <w:r>
-              <w:rPr>
-                <w:lang w:val="es-ES"/>
-              </w:rPr>
-              <w:t>González Sánchez</w:t>
-            </w:r>
-          </w:p>
-        </w:tc>
-        <w:tc>
-          <w:tcPr>
-            <w:tcW w:w="3132" w:type="dxa"/>
-          </w:tcPr>
-          <w:p>
-            <w:pPr>
-              <w:jc w:val="center"/>
-              <w:rPr>
-                <w:lang w:val="es-ES"/>
-              </w:rPr>
-            </w:pPr>
-            <w:r>
-              <w:rPr>
-                <w:lang w:val="es-ES"/>
-              </w:rPr>
-              <w:t>Diego Edgardo</w:t>
-            </w:r>
-          </w:p>
-        </w:tc>
-      </w:tr>
-      <w:tr>
-        <w:tc>
-          <w:tcPr>
-            <w:tcW w:w="3131" w:type="dxa"/>
-          </w:tcPr>
-          <w:p>
-            <w:pPr>
-              <w:jc w:val="center"/>
-              <w:rPr>
-                <w:lang w:val="es-ES"/>
-              </w:rPr>
-            </w:pPr>
-            <w:r>
-              <w:rPr>
-                <w:lang w:val="es-ES"/>
-              </w:rPr>
-              <w:t>RH23022</w:t>
-            </w:r>
-          </w:p>
-        </w:tc>
-        <w:tc>
-          <w:tcPr>
-            <w:tcW w:w="3131" w:type="dxa"/>
-          </w:tcPr>
-          <w:p>
-            <w:pPr>
-              <w:jc w:val="center"/>
-              <w:rPr>
-                <w:lang w:val="es-ES"/>
-              </w:rPr>
-            </w:pPr>
-            <w:r>
-              <w:rPr>
-                <w:lang w:val="es-ES"/>
-              </w:rPr>
-              <w:t>Renderos Hernández</w:t>
-            </w:r>
-          </w:p>
-        </w:tc>
-        <w:tc>
-          <w:tcPr>
-            <w:tcW w:w="3132" w:type="dxa"/>
-          </w:tcPr>
-          <w:p>
-            <w:pPr>
-              <w:jc w:val="center"/>
-              <w:rPr>
-                <w:lang w:val="es-ES"/>
-              </w:rPr>
-            </w:pPr>
-            <w:r>
-              <w:rPr>
-                <w:lang w:val="es-ES"/>
-              </w:rPr>
-              <w:t>Josué Nehemías</w:t>
-            </w:r>
-          </w:p>
-        </w:tc>
-      </w:tr>
-      <w:tr>
-        <w:tc>
-          <w:tcPr>
-            <w:tcW w:w="3131" w:type="dxa"/>
-          </w:tcPr>
-          <w:p>
-            <w:pPr>
-              <w:jc w:val="center"/>
-              <w:rPr>
-                <w:lang w:val="es-ES"/>
-              </w:rPr>
-            </w:pPr>
-            <w:r>
-              <w:rPr>
-                <w:lang w:val="es-ES"/>
-              </w:rPr>
-              <w:t>RR24028</w:t>
-            </w:r>
-          </w:p>
-        </w:tc>
-        <w:tc>
-          <w:tcPr>
-            <w:tcW w:w="3131" w:type="dxa"/>
-          </w:tcPr>
-          <w:p>
-            <w:pPr>
-              <w:jc w:val="center"/>
-              <w:rPr>
-                <w:lang w:val="es-ES"/>
-              </w:rPr>
-            </w:pPr>
-            <w:r>
-              <w:rPr>
-                <w:lang w:val="es-ES"/>
-              </w:rPr>
-              <w:t xml:space="preserve">Rivas </w:t>
-            </w:r>
-            <w:proofErr w:type="spellStart"/>
-            <w:r>
-              <w:rPr>
-                <w:lang w:val="es-ES"/>
-              </w:rPr>
-              <w:t>Rivas</w:t>
-            </w:r>
-            <w:proofErr w:type="spellEnd"/>
-          </w:p>
-        </w:tc>
-        <w:tc>
-          <w:tcPr>
-            <w:tcW w:w="3132" w:type="dxa"/>
-          </w:tcPr>
-          <w:p>
-            <w:pPr>
-              <w:jc w:val="center"/>
-              <w:rPr>
-                <w:lang w:val="es-ES"/>
-              </w:rPr>
-            </w:pPr>
-            <w:r>
-              <w:rPr>
-                <w:lang w:val="es-ES"/>
-              </w:rPr>
-              <w:t>David Alexander</w:t>
-            </w:r>
-          </w:p>
-        </w:tc>
-      </w:tr>
-    </w:tbl>
-    <w:p>
-      <w:pPr>
-        <w:jc w:val="center"/>
+        <w:spacing w:line="240" w:lineRule="auto"/>
         <w:rPr>
           <w:lang w:val="es-ES"/>
         </w:rPr>
@@ -588,29 +109,182 @@
           <w:lang w:val="es-ES"/>
         </w:rPr>
       </w:pPr>
+    </w:p>
+    <w:p>
+      <w:pPr>
+        <w:jc w:val="center"/>
+        <w:rPr>
+          <w:lang w:val="es-ES"/>
+        </w:rPr>
+      </w:pPr>
+    </w:p>
+    <w:p>
+      <w:pPr>
+        <w:jc w:val="center"/>
+        <w:rPr>
+          <w:lang w:val="es-ES"/>
+        </w:rPr>
+      </w:pPr>
+    </w:p>
+    <w:p>
+      <w:pPr>
+        <w:jc w:val="center"/>
+        <w:rPr>
+          <w:lang w:val="es-ES"/>
+        </w:rPr>
+      </w:pPr>
+    </w:p>
+    <w:p>
+      <w:pPr>
+        <w:jc w:val="center"/>
+        <w:rPr>
+          <w:lang w:val="es-ES"/>
+        </w:rPr>
+      </w:pPr>
+    </w:p>
+    <w:p>
+      <w:pPr>
+        <w:jc w:val="center"/>
+        <w:rPr>
+          <w:b/>
+          <w:bCs/>
+          <w:sz w:val="52"/>
+          <w:szCs w:val="52"/>
+          <w:lang w:val="es-ES"/>
+        </w:rPr>
+      </w:pPr>
       <w:r>
         <w:rPr>
+          <w:b/>
+          <w:bCs/>
+          <w:sz w:val="52"/>
+          <w:szCs w:val="52"/>
           <w:lang w:val="es-ES"/>
         </w:rPr>
-        <w:t>A LA INGENIERA:</w:t>
+        <w:t>MANUAL DE ESTRUCTURA ORGANIZATIVA</w:t>
       </w:r>
     </w:p>
     <w:p>
       <w:pPr>
         <w:jc w:val="center"/>
         <w:rPr>
+          <w:szCs w:val="24"/>
           <w:lang w:val="es-ES"/>
         </w:rPr>
       </w:pPr>
       <w:r>
         <w:rPr>
+          <w:szCs w:val="24"/>
           <w:lang w:val="es-ES"/>
         </w:rPr>
-        <w:t>LIZETH CARMELINE GOCHEZ DE PEÑATE</w:t>
+        <w:t>Plan Estratégico Institucional 2026-2029</w:t>
       </w:r>
     </w:p>
     <w:p>
       <w:pPr>
+        <w:jc w:val="center"/>
+        <w:rPr>
+          <w:lang w:val="es-ES"/>
+        </w:rPr>
+      </w:pPr>
+    </w:p>
+    <w:p>
+      <w:pPr>
+        <w:jc w:val="center"/>
+        <w:rPr>
+          <w:lang w:val="es-ES"/>
+        </w:rPr>
+      </w:pPr>
+    </w:p>
+    <w:p>
+      <w:pPr>
+        <w:jc w:val="center"/>
+        <w:rPr>
+          <w:lang w:val="es-ES"/>
+        </w:rPr>
+      </w:pPr>
+    </w:p>
+    <w:p>
+      <w:pPr>
+        <w:jc w:val="center"/>
+        <w:rPr>
+          <w:lang w:val="es-ES"/>
+        </w:rPr>
+      </w:pPr>
+    </w:p>
+    <w:p>
+      <w:pPr>
+        <w:jc w:val="center"/>
+        <w:rPr>
+          <w:lang w:val="es-ES"/>
+        </w:rPr>
+      </w:pPr>
+    </w:p>
+    <w:p>
+      <w:pPr>
+        <w:jc w:val="center"/>
+        <w:rPr>
+          <w:lang w:val="es-ES"/>
+        </w:rPr>
+      </w:pPr>
+    </w:p>
+    <w:p>
+      <w:pPr>
+        <w:jc w:val="center"/>
+        <w:rPr>
+          <w:lang w:val="es-ES"/>
+        </w:rPr>
+      </w:pPr>
+    </w:p>
+    <w:p>
+      <w:pPr>
+        <w:jc w:val="center"/>
+        <w:rPr>
+          <w:lang w:val="es-ES"/>
+        </w:rPr>
+      </w:pPr>
+    </w:p>
+    <w:p>
+      <w:pPr>
+        <w:jc w:val="center"/>
+        <w:rPr>
+          <w:lang w:val="es-ES"/>
+        </w:rPr>
+      </w:pPr>
+    </w:p>
+    <w:p>
+      <w:pPr>
+        <w:jc w:val="center"/>
+        <w:rPr>
+          <w:lang w:val="es-ES"/>
+        </w:rPr>
+      </w:pPr>
+    </w:p>
+    <w:p>
+      <w:pPr>
+        <w:jc w:val="center"/>
+        <w:rPr>
+          <w:lang w:val="es-ES"/>
+        </w:rPr>
+      </w:pPr>
+    </w:p>
+    <w:p>
+      <w:pPr>
+        <w:rPr>
+          <w:lang w:val="es-ES"/>
+        </w:rPr>
+      </w:pPr>
+    </w:p>
+    <w:p>
+      <w:pPr>
+        <w:jc w:val="center"/>
+        <w:rPr>
+          <w:lang w:val="es-ES"/>
+        </w:rPr>
+      </w:pPr>
+    </w:p>
+    <w:p>
+      <w:pPr>
         <w:keepNext/>
         <w:jc w:val="center"/>
         <w:outlineLvl w:val="0"/>
@@ -624,7 +298,6 @@
           <w:b/>
           <w:lang w:val="es-SV"/>
         </w:rPr>
-        <w:lastRenderedPageBreak/>
         <w:t>TABLA DE CONTENIDO</w:t>
       </w:r>
       <w:bookmarkEnd w:id="0"/>
@@ -4727,12 +4400,21 @@
             <w:pPr>
               <w:spacing w:line="240" w:lineRule="auto"/>
             </w:pPr>
+            <w:proofErr w:type="spellStart"/>
             <w:r>
               <w:rPr>
                 <w:b/>
                 <w:sz w:val="20"/>
               </w:rPr>
-              <w:t xml:space="preserve">Nombre </w:t>
+              <w:t>Nombre</w:t>
+            </w:r>
+            <w:proofErr w:type="spellEnd"/>
+            <w:r>
+              <w:rPr>
+                <w:b/>
+                <w:sz w:val="20"/>
+              </w:rPr>
+              <w:t xml:space="preserve"> </w:t>
             </w:r>
             <w:proofErr w:type="spellStart"/>
             <w:r>
@@ -4950,12 +4632,21 @@
             <w:pPr>
               <w:spacing w:line="240" w:lineRule="auto"/>
             </w:pPr>
+            <w:proofErr w:type="spellStart"/>
             <w:r>
               <w:rPr>
                 <w:b/>
                 <w:sz w:val="20"/>
               </w:rPr>
-              <w:t xml:space="preserve">Actividades </w:t>
+              <w:t>Actividades</w:t>
+            </w:r>
+            <w:proofErr w:type="spellEnd"/>
+            <w:r>
+              <w:rPr>
+                <w:b/>
+                <w:sz w:val="20"/>
+              </w:rPr>
+              <w:t xml:space="preserve"> </w:t>
             </w:r>
             <w:proofErr w:type="spellStart"/>
             <w:r>
@@ -6261,7 +5952,7 @@
                     <pic:cNvPicPr/>
                   </pic:nvPicPr>
                   <pic:blipFill>
-                    <a:blip r:embed="rId10"/>
+                    <a:blip r:embed="rId9"/>
                     <a:stretch>
                       <a:fillRect/>
                     </a:stretch>
@@ -9178,11 +8869,19 @@
             <w:pPr>
               <w:spacing w:line="240" w:lineRule="auto"/>
             </w:pPr>
+            <w:proofErr w:type="spellStart"/>
             <w:r>
               <w:rPr>
                 <w:sz w:val="20"/>
               </w:rPr>
-              <w:t xml:space="preserve">Departamento de </w:t>
+              <w:t>Departamento</w:t>
+            </w:r>
+            <w:proofErr w:type="spellEnd"/>
+            <w:r>
+              <w:rPr>
+                <w:sz w:val="20"/>
+              </w:rPr>
+              <w:t xml:space="preserve"> de </w:t>
             </w:r>
             <w:proofErr w:type="spellStart"/>
             <w:r>
@@ -9244,7 +8943,7 @@
     </w:tbl>
     <w:p/>
     <w:sectPr>
-      <w:headerReference w:type="default" r:id="rId11"/>
+      <w:headerReference w:type="default" r:id="rId10"/>
       <w:pgSz w:w="12240" w:h="15840"/>
       <w:pgMar w:top="1440" w:right="1440" w:bottom="1440" w:left="1440" w:header="720" w:footer="720" w:gutter="0"/>
       <w:cols w:space="720"/>
@@ -9255,7 +8954,7 @@
 </file>
 
 <file path=word/endnotes.xml><?xml version="1.0" encoding="utf-8"?>
-<w:endnotes xmlns:wpc="http://schemas.microsoft.com/office/word/2010/wordprocessingCanvas" xmlns:cx="http://schemas.microsoft.com/office/drawing/2014/chartex" xmlns:cx1="http://schemas.microsoft.com/office/drawing/2015/9/8/chartex" xmlns:cx2="http://schemas.microsoft.com/office/drawing/2015/10/21/chartex" xmlns:cx3="http://schemas.microsoft.com/office/drawing/2016/5/9/chartex" xmlns:cx4="http://schemas.microsoft.com/office/drawing/2016/5/10/chartex" xmlns:cx5="http://schemas.microsoft.com/office/drawing/2016/5/11/chartex" xmlns:cx6="http://schemas.microsoft.com/office/drawing/2016/5/12/chartex" xmlns:cx7="http://schemas.microsoft.com/office/drawing/2016/5/13/chartex" xmlns:cx8="http://schemas.microsoft.com/office/drawing/2016/5/14/chartex" xmlns:mc="http://schemas.openxmlformats.org/markup-compatibility/2006" xmlns:aink="http://schemas.microsoft.com/office/drawing/2016/ink" xmlns:am3d="http://schemas.microsoft.com/office/drawing/2017/model3d" xmlns:o="urn:schemas-microsoft-com:office:office" xmlns:oel="http://schemas.microsoft.com/office/2019/extlst" xmlns:r="http://schemas.openxmlformats.org/officeDocument/2006/relationships" xmlns:m="http://schemas.openxmlformats.org/officeDocument/2006/math" xmlns:v="urn:schemas-microsoft-com:vml" xmlns:wp14="http://schemas.microsoft.com/office/word/2010/wordprocessingDrawing" xmlns:wp="http://schemas.openxmlformats.org/drawingml/2006/wordprocessingDrawing" xmlns:w10="urn:schemas-microsoft-com:office:word" xmlns:w="http://schemas.openxmlformats.org/wordprocessingml/2006/main" xmlns:w14="http://schemas.microsoft.com/office/word/2010/wordml" xmlns:w15="http://schemas.microsoft.com/office/word/2012/wordml" xmlns:w16cex="http://schemas.microsoft.com/office/word/2018/wordml/cex" xmlns:w16cid="http://schemas.microsoft.com/office/word/2016/wordml/cid" xmlns:w16="http://schemas.microsoft.com/office/word/2018/wordml" xmlns:w16du="http://schemas.microsoft.com/office/word/2023/wordml/word16du" xmlns:w16sdtdh="http://schemas.microsoft.com/office/word/2020/wordml/sdtdatahash" xmlns:w16sdtfl="http://schemas.microsoft.com/office/word/2024/wordml/sdtformatlock" xmlns:w16se="http://schemas.microsoft.com/office/word/2015/wordml/symex" xmlns:wpg="http://schemas.microsoft.com/office/word/2010/wordprocessingGroup" xmlns:wpi="http://schemas.microsoft.com/office/word/2010/wordprocessingInk" xmlns:wne="http://schemas.microsoft.com/office/word/2006/wordml" xmlns:wps="http://schemas.microsoft.com/office/word/2010/wordprocessingShape" mc:Ignorable="w14 w15 w16se w16cid w16 w16cex w16sdtdh w16sdtfl w16du wp14">
+<w:endnotes xmlns:wpc="http://schemas.microsoft.com/office/word/2010/wordprocessingCanvas" xmlns:cx="http://schemas.microsoft.com/office/drawing/2014/chartex" xmlns:cx1="http://schemas.microsoft.com/office/drawing/2015/9/8/chartex" xmlns:cx2="http://schemas.microsoft.com/office/drawing/2015/10/21/chartex" xmlns:cx3="http://schemas.microsoft.com/office/drawing/2016/5/9/chartex" xmlns:cx4="http://schemas.microsoft.com/office/drawing/2016/5/10/chartex" xmlns:cx5="http://schemas.microsoft.com/office/drawing/2016/5/11/chartex" xmlns:cx6="http://schemas.microsoft.com/office/drawing/2016/5/12/chartex" xmlns:cx7="http://schemas.microsoft.com/office/drawing/2016/5/13/chartex" xmlns:cx8="http://schemas.microsoft.com/office/drawing/2016/5/14/chartex" xmlns:mc="http://schemas.openxmlformats.org/markup-compatibility/2006" xmlns:aink="http://schemas.microsoft.com/office/drawing/2016/ink" xmlns:am3d="http://schemas.microsoft.com/office/drawing/2017/model3d" xmlns:o="urn:schemas-microsoft-com:office:office" xmlns:r="http://schemas.openxmlformats.org/officeDocument/2006/relationships" xmlns:m="http://schemas.openxmlformats.org/officeDocument/2006/math" xmlns:v="urn:schemas-microsoft-com:vml" xmlns:wp14="http://schemas.microsoft.com/office/word/2010/wordprocessingDrawing" xmlns:wp="http://schemas.openxmlformats.org/drawingml/2006/wordprocessingDrawing" xmlns:w10="urn:schemas-microsoft-com:office:word" xmlns:w="http://schemas.openxmlformats.org/wordprocessingml/2006/main" xmlns:w14="http://schemas.microsoft.com/office/word/2010/wordml" xmlns:w15="http://schemas.microsoft.com/office/word/2012/wordml" xmlns:w16cex="http://schemas.microsoft.com/office/word/2018/wordml/cex" xmlns:w16cid="http://schemas.microsoft.com/office/word/2016/wordml/cid" xmlns:w16="http://schemas.microsoft.com/office/word/2018/wordml" xmlns:w16sdtdh="http://schemas.microsoft.com/office/word/2020/wordml/sdtdatahash" xmlns:w16se="http://schemas.microsoft.com/office/word/2015/wordml/symex" xmlns:wpg="http://schemas.microsoft.com/office/word/2010/wordprocessingGroup" xmlns:wpi="http://schemas.microsoft.com/office/word/2010/wordprocessingInk" xmlns:wne="http://schemas.microsoft.com/office/word/2006/wordml" xmlns:wps="http://schemas.microsoft.com/office/word/2010/wordprocessingShape" mc:Ignorable="w14 w15 w16se w16cid w16 w16cex w16sdtdh wp14">
   <w:endnote w:type="separator" w:id="-1">
     <w:p>
       <w:pPr>
@@ -9280,7 +8979,7 @@
 </file>
 
 <file path=word/footnotes.xml><?xml version="1.0" encoding="utf-8"?>
-<w:footnotes xmlns:wpc="http://schemas.microsoft.com/office/word/2010/wordprocessingCanvas" xmlns:cx="http://schemas.microsoft.com/office/drawing/2014/chartex" xmlns:cx1="http://schemas.microsoft.com/office/drawing/2015/9/8/chartex" xmlns:cx2="http://schemas.microsoft.com/office/drawing/2015/10/21/chartex" xmlns:cx3="http://schemas.microsoft.com/office/drawing/2016/5/9/chartex" xmlns:cx4="http://schemas.microsoft.com/office/drawing/2016/5/10/chartex" xmlns:cx5="http://schemas.microsoft.com/office/drawing/2016/5/11/chartex" xmlns:cx6="http://schemas.microsoft.com/office/drawing/2016/5/12/chartex" xmlns:cx7="http://schemas.microsoft.com/office/drawing/2016/5/13/chartex" xmlns:cx8="http://schemas.microsoft.com/office/drawing/2016/5/14/chartex" xmlns:mc="http://schemas.openxmlformats.org/markup-compatibility/2006" xmlns:aink="http://schemas.microsoft.com/office/drawing/2016/ink" xmlns:am3d="http://schemas.microsoft.com/office/drawing/2017/model3d" xmlns:o="urn:schemas-microsoft-com:office:office" xmlns:oel="http://schemas.microsoft.com/office/2019/extlst" xmlns:r="http://schemas.openxmlformats.org/officeDocument/2006/relationships" xmlns:m="http://schemas.openxmlformats.org/officeDocument/2006/math" xmlns:v="urn:schemas-microsoft-com:vml" xmlns:wp14="http://schemas.microsoft.com/office/word/2010/wordprocessingDrawing" xmlns:wp="http://schemas.openxmlformats.org/drawingml/2006/wordprocessingDrawing" xmlns:w10="urn:schemas-microsoft-com:office:word" xmlns:w="http://schemas.openxmlformats.org/wordprocessingml/2006/main" xmlns:w14="http://schemas.microsoft.com/office/word/2010/wordml" xmlns:w15="http://schemas.microsoft.com/office/word/2012/wordml" xmlns:w16cex="http://schemas.microsoft.com/office/word/2018/wordml/cex" xmlns:w16cid="http://schemas.microsoft.com/office/word/2016/wordml/cid" xmlns:w16="http://schemas.microsoft.com/office/word/2018/wordml" xmlns:w16du="http://schemas.microsoft.com/office/word/2023/wordml/word16du" xmlns:w16sdtdh="http://schemas.microsoft.com/office/word/2020/wordml/sdtdatahash" xmlns:w16sdtfl="http://schemas.microsoft.com/office/word/2024/wordml/sdtformatlock" xmlns:w16se="http://schemas.microsoft.com/office/word/2015/wordml/symex" xmlns:wpg="http://schemas.microsoft.com/office/word/2010/wordprocessingGroup" xmlns:wpi="http://schemas.microsoft.com/office/word/2010/wordprocessingInk" xmlns:wne="http://schemas.microsoft.com/office/word/2006/wordml" xmlns:wps="http://schemas.microsoft.com/office/word/2010/wordprocessingShape" mc:Ignorable="w14 w15 w16se w16cid w16 w16cex w16sdtdh w16sdtfl w16du wp14">
+<w:footnotes xmlns:wpc="http://schemas.microsoft.com/office/word/2010/wordprocessingCanvas" xmlns:cx="http://schemas.microsoft.com/office/drawing/2014/chartex" xmlns:cx1="http://schemas.microsoft.com/office/drawing/2015/9/8/chartex" xmlns:cx2="http://schemas.microsoft.com/office/drawing/2015/10/21/chartex" xmlns:cx3="http://schemas.microsoft.com/office/drawing/2016/5/9/chartex" xmlns:cx4="http://schemas.microsoft.com/office/drawing/2016/5/10/chartex" xmlns:cx5="http://schemas.microsoft.com/office/drawing/2016/5/11/chartex" xmlns:cx6="http://schemas.microsoft.com/office/drawing/2016/5/12/chartex" xmlns:cx7="http://schemas.microsoft.com/office/drawing/2016/5/13/chartex" xmlns:cx8="http://schemas.microsoft.com/office/drawing/2016/5/14/chartex" xmlns:mc="http://schemas.openxmlformats.org/markup-compatibility/2006" xmlns:aink="http://schemas.microsoft.com/office/drawing/2016/ink" xmlns:am3d="http://schemas.microsoft.com/office/drawing/2017/model3d" xmlns:o="urn:schemas-microsoft-com:office:office" xmlns:r="http://schemas.openxmlformats.org/officeDocument/2006/relationships" xmlns:m="http://schemas.openxmlformats.org/officeDocument/2006/math" xmlns:v="urn:schemas-microsoft-com:vml" xmlns:wp14="http://schemas.microsoft.com/office/word/2010/wordprocessingDrawing" xmlns:wp="http://schemas.openxmlformats.org/drawingml/2006/wordprocessingDrawing" xmlns:w10="urn:schemas-microsoft-com:office:word" xmlns:w="http://schemas.openxmlformats.org/wordprocessingml/2006/main" xmlns:w14="http://schemas.microsoft.com/office/word/2010/wordml" xmlns:w15="http://schemas.microsoft.com/office/word/2012/wordml" xmlns:w16cex="http://schemas.microsoft.com/office/word/2018/wordml/cex" xmlns:w16cid="http://schemas.microsoft.com/office/word/2016/wordml/cid" xmlns:w16="http://schemas.microsoft.com/office/word/2018/wordml" xmlns:w16sdtdh="http://schemas.microsoft.com/office/word/2020/wordml/sdtdatahash" xmlns:w16se="http://schemas.microsoft.com/office/word/2015/wordml/symex" xmlns:wpg="http://schemas.microsoft.com/office/word/2010/wordprocessingGroup" xmlns:wpi="http://schemas.microsoft.com/office/word/2010/wordprocessingInk" xmlns:wne="http://schemas.microsoft.com/office/word/2006/wordml" xmlns:wps="http://schemas.microsoft.com/office/word/2010/wordprocessingShape" mc:Ignorable="w14 w15 w16se w16cid w16 w16cex w16sdtdh wp14">
   <w:footnote w:type="separator" w:id="-1">
     <w:p>
       <w:pPr>
@@ -9305,36 +9004,18 @@
 </file>
 
 <file path=word/header1.xml><?xml version="1.0" encoding="utf-8"?>
-<w:hdr xmlns:wpc="http://schemas.microsoft.com/office/word/2010/wordprocessingCanvas" xmlns:cx="http://schemas.microsoft.com/office/drawing/2014/chartex" xmlns:cx1="http://schemas.microsoft.com/office/drawing/2015/9/8/chartex" xmlns:cx2="http://schemas.microsoft.com/office/drawing/2015/10/21/chartex" xmlns:cx3="http://schemas.microsoft.com/office/drawing/2016/5/9/chartex" xmlns:cx4="http://schemas.microsoft.com/office/drawing/2016/5/10/chartex" xmlns:cx5="http://schemas.microsoft.com/office/drawing/2016/5/11/chartex" xmlns:cx6="http://schemas.microsoft.com/office/drawing/2016/5/12/chartex" xmlns:cx7="http://schemas.microsoft.com/office/drawing/2016/5/13/chartex" xmlns:cx8="http://schemas.microsoft.com/office/drawing/2016/5/14/chartex" xmlns:mc="http://schemas.openxmlformats.org/markup-compatibility/2006" xmlns:aink="http://schemas.microsoft.com/office/drawing/2016/ink" xmlns:am3d="http://schemas.microsoft.com/office/drawing/2017/model3d" xmlns:o="urn:schemas-microsoft-com:office:office" xmlns:oel="http://schemas.microsoft.com/office/2019/extlst" xmlns:r="http://schemas.openxmlformats.org/officeDocument/2006/relationships" xmlns:m="http://schemas.openxmlformats.org/officeDocument/2006/math" xmlns:v="urn:schemas-microsoft-com:vml" xmlns:wp14="http://schemas.microsoft.com/office/word/2010/wordprocessingDrawing" xmlns:wp="http://schemas.openxmlformats.org/drawingml/2006/wordprocessingDrawing" xmlns:w10="urn:schemas-microsoft-com:office:word" xmlns:w="http://schemas.openxmlformats.org/wordprocessingml/2006/main" xmlns:w14="http://schemas.microsoft.com/office/word/2010/wordml" xmlns:w15="http://schemas.microsoft.com/office/word/2012/wordml" xmlns:w16cex="http://schemas.microsoft.com/office/word/2018/wordml/cex" xmlns:w16cid="http://schemas.microsoft.com/office/word/2016/wordml/cid" xmlns:w16="http://schemas.microsoft.com/office/word/2018/wordml" xmlns:w16du="http://schemas.microsoft.com/office/word/2023/wordml/word16du" xmlns:w16sdtdh="http://schemas.microsoft.com/office/word/2020/wordml/sdtdatahash" xmlns:w16sdtfl="http://schemas.microsoft.com/office/word/2024/wordml/sdtformatlock" xmlns:w16se="http://schemas.microsoft.com/office/word/2015/wordml/symex" xmlns:wpg="http://schemas.microsoft.com/office/word/2010/wordprocessingGroup" xmlns:wpi="http://schemas.microsoft.com/office/word/2010/wordprocessingInk" xmlns:wne="http://schemas.microsoft.com/office/word/2006/wordml" xmlns:wps="http://schemas.microsoft.com/office/word/2010/wordprocessingShape" mc:Ignorable="w14 w15 w16se w16cid w16 w16cex w16sdtdh w16sdtfl w16du wp14">
+<w:hdr xmlns:wpc="http://schemas.microsoft.com/office/word/2010/wordprocessingCanvas" xmlns:cx="http://schemas.microsoft.com/office/drawing/2014/chartex" xmlns:cx1="http://schemas.microsoft.com/office/drawing/2015/9/8/chartex" xmlns:cx2="http://schemas.microsoft.com/office/drawing/2015/10/21/chartex" xmlns:cx3="http://schemas.microsoft.com/office/drawing/2016/5/9/chartex" xmlns:cx4="http://schemas.microsoft.com/office/drawing/2016/5/10/chartex" xmlns:cx5="http://schemas.microsoft.com/office/drawing/2016/5/11/chartex" xmlns:cx6="http://schemas.microsoft.com/office/drawing/2016/5/12/chartex" xmlns:cx7="http://schemas.microsoft.com/office/drawing/2016/5/13/chartex" xmlns:cx8="http://schemas.microsoft.com/office/drawing/2016/5/14/chartex" xmlns:mc="http://schemas.openxmlformats.org/markup-compatibility/2006" xmlns:aink="http://schemas.microsoft.com/office/drawing/2016/ink" xmlns:am3d="http://schemas.microsoft.com/office/drawing/2017/model3d" xmlns:o="urn:schemas-microsoft-com:office:office" xmlns:r="http://schemas.openxmlformats.org/officeDocument/2006/relationships" xmlns:m="http://schemas.openxmlformats.org/officeDocument/2006/math" xmlns:v="urn:schemas-microsoft-com:vml" xmlns:wp14="http://schemas.microsoft.com/office/word/2010/wordprocessingDrawing" xmlns:wp="http://schemas.openxmlformats.org/drawingml/2006/wordprocessingDrawing" xmlns:w10="urn:schemas-microsoft-com:office:word" xmlns:w="http://schemas.openxmlformats.org/wordprocessingml/2006/main" xmlns:w14="http://schemas.microsoft.com/office/word/2010/wordml" xmlns:w15="http://schemas.microsoft.com/office/word/2012/wordml" xmlns:w16cex="http://schemas.microsoft.com/office/word/2018/wordml/cex" xmlns:w16cid="http://schemas.microsoft.com/office/word/2016/wordml/cid" xmlns:w16="http://schemas.microsoft.com/office/word/2018/wordml" xmlns:w16sdtdh="http://schemas.microsoft.com/office/word/2020/wordml/sdtdatahash" xmlns:w16se="http://schemas.microsoft.com/office/word/2015/wordml/symex" xmlns:wpg="http://schemas.microsoft.com/office/word/2010/wordprocessingGroup" xmlns:wpi="http://schemas.microsoft.com/office/word/2010/wordprocessingInk" xmlns:wne="http://schemas.microsoft.com/office/word/2006/wordml" xmlns:wps="http://schemas.microsoft.com/office/word/2010/wordprocessingShape" mc:Ignorable="w14 w15 w16se w16cid w16 w16cex w16sdtdh wp14">
   <w:p>
     <w:pPr>
       <w:pStyle w:val="Encabezado"/>
       <w:jc w:val="right"/>
     </w:pPr>
-    <w:r>
-      <w:fldChar w:fldCharType="begin"/>
-    </w:r>
-    <w:r>
-      <w:instrText xml:space="preserve"> PAGE </w:instrText>
-    </w:r>
-    <w:r>
-      <w:fldChar w:fldCharType="separate"/>
-    </w:r>
-    <w:r>
-      <w:rPr>
-        <w:noProof/>
-      </w:rPr>
-      <w:t>1</w:t>
-    </w:r>
-    <w:r>
-      <w:fldChar w:fldCharType="end"/>
-    </w:r>
   </w:p>
 </w:hdr>
 </file>
 
 <file path=word/numbering.xml><?xml version="1.0" encoding="utf-8"?>
-<w:numbering xmlns:wpc="http://schemas.microsoft.com/office/word/2010/wordprocessingCanvas" xmlns:cx="http://schemas.microsoft.com/office/drawing/2014/chartex" xmlns:cx1="http://schemas.microsoft.com/office/drawing/2015/9/8/chartex" xmlns:cx2="http://schemas.microsoft.com/office/drawing/2015/10/21/chartex" xmlns:cx3="http://schemas.microsoft.com/office/drawing/2016/5/9/chartex" xmlns:cx4="http://schemas.microsoft.com/office/drawing/2016/5/10/chartex" xmlns:cx5="http://schemas.microsoft.com/office/drawing/2016/5/11/chartex" xmlns:cx6="http://schemas.microsoft.com/office/drawing/2016/5/12/chartex" xmlns:cx7="http://schemas.microsoft.com/office/drawing/2016/5/13/chartex" xmlns:cx8="http://schemas.microsoft.com/office/drawing/2016/5/14/chartex" xmlns:mc="http://schemas.openxmlformats.org/markup-compatibility/2006" xmlns:aink="http://schemas.microsoft.com/office/drawing/2016/ink" xmlns:am3d="http://schemas.microsoft.com/office/drawing/2017/model3d" xmlns:o="urn:schemas-microsoft-com:office:office" xmlns:oel="http://schemas.microsoft.com/office/2019/extlst" xmlns:r="http://schemas.openxmlformats.org/officeDocument/2006/relationships" xmlns:m="http://schemas.openxmlformats.org/officeDocument/2006/math" xmlns:v="urn:schemas-microsoft-com:vml" xmlns:wp14="http://schemas.microsoft.com/office/word/2010/wordprocessingDrawing" xmlns:wp="http://schemas.openxmlformats.org/drawingml/2006/wordprocessingDrawing" xmlns:w10="urn:schemas-microsoft-com:office:word" xmlns:w="http://schemas.openxmlformats.org/wordprocessingml/2006/main" xmlns:w14="http://schemas.microsoft.com/office/word/2010/wordml" xmlns:w15="http://schemas.microsoft.com/office/word/2012/wordml" xmlns:w16cex="http://schemas.microsoft.com/office/word/2018/wordml/cex" xmlns:w16cid="http://schemas.microsoft.com/office/word/2016/wordml/cid" xmlns:w16="http://schemas.microsoft.com/office/word/2018/wordml" xmlns:w16du="http://schemas.microsoft.com/office/word/2023/wordml/word16du" xmlns:w16sdtdh="http://schemas.microsoft.com/office/word/2020/wordml/sdtdatahash" xmlns:w16sdtfl="http://schemas.microsoft.com/office/word/2024/wordml/sdtformatlock" xmlns:w16se="http://schemas.microsoft.com/office/word/2015/wordml/symex" xmlns:wpg="http://schemas.microsoft.com/office/word/2010/wordprocessingGroup" xmlns:wpi="http://schemas.microsoft.com/office/word/2010/wordprocessingInk" xmlns:wne="http://schemas.microsoft.com/office/word/2006/wordml" xmlns:wps="http://schemas.microsoft.com/office/word/2010/wordprocessingShape" mc:Ignorable="w14 w15 w16se w16cid w16 w16cex w16sdtdh w16sdtfl w16du wp14">
+<w:numbering xmlns:wpc="http://schemas.microsoft.com/office/word/2010/wordprocessingCanvas" xmlns:cx="http://schemas.microsoft.com/office/drawing/2014/chartex" xmlns:cx1="http://schemas.microsoft.com/office/drawing/2015/9/8/chartex" xmlns:cx2="http://schemas.microsoft.com/office/drawing/2015/10/21/chartex" xmlns:cx3="http://schemas.microsoft.com/office/drawing/2016/5/9/chartex" xmlns:cx4="http://schemas.microsoft.com/office/drawing/2016/5/10/chartex" xmlns:cx5="http://schemas.microsoft.com/office/drawing/2016/5/11/chartex" xmlns:cx6="http://schemas.microsoft.com/office/drawing/2016/5/12/chartex" xmlns:cx7="http://schemas.microsoft.com/office/drawing/2016/5/13/chartex" xmlns:cx8="http://schemas.microsoft.com/office/drawing/2016/5/14/chartex" xmlns:mc="http://schemas.openxmlformats.org/markup-compatibility/2006" xmlns:aink="http://schemas.microsoft.com/office/drawing/2016/ink" xmlns:am3d="http://schemas.microsoft.com/office/drawing/2017/model3d" xmlns:o="urn:schemas-microsoft-com:office:office" xmlns:r="http://schemas.openxmlformats.org/officeDocument/2006/relationships" xmlns:m="http://schemas.openxmlformats.org/officeDocument/2006/math" xmlns:v="urn:schemas-microsoft-com:vml" xmlns:wp14="http://schemas.microsoft.com/office/word/2010/wordprocessingDrawing" xmlns:wp="http://schemas.openxmlformats.org/drawingml/2006/wordprocessingDrawing" xmlns:w10="urn:schemas-microsoft-com:office:word" xmlns:w="http://schemas.openxmlformats.org/wordprocessingml/2006/main" xmlns:w14="http://schemas.microsoft.com/office/word/2010/wordml" xmlns:w15="http://schemas.microsoft.com/office/word/2012/wordml" xmlns:w16cex="http://schemas.microsoft.com/office/word/2018/wordml/cex" xmlns:w16cid="http://schemas.microsoft.com/office/word/2016/wordml/cid" xmlns:w16="http://schemas.microsoft.com/office/word/2018/wordml" xmlns:w16sdtdh="http://schemas.microsoft.com/office/word/2020/wordml/sdtdatahash" xmlns:w16se="http://schemas.microsoft.com/office/word/2015/wordml/symex" xmlns:wpg="http://schemas.microsoft.com/office/word/2010/wordprocessingGroup" xmlns:wpi="http://schemas.microsoft.com/office/word/2010/wordprocessingInk" xmlns:wne="http://schemas.microsoft.com/office/word/2006/wordml" xmlns:wps="http://schemas.microsoft.com/office/word/2010/wordprocessingShape" mc:Ignorable="w14 w15 w16se w16cid w16 w16cex w16sdtdh wp14">
   <w:abstractNum w:abstractNumId="0" w15:restartNumberingAfterBreak="0">
     <w:nsid w:val="FFFFFF7C"/>
     <w:multiLevelType w:val="singleLevel"/>
@@ -9506,38 +9187,38 @@
       </w:rPr>
     </w:lvl>
   </w:abstractNum>
-  <w:num w:numId="1" w16cid:durableId="893003631">
+  <w:num w:numId="1">
     <w:abstractNumId w:val="8"/>
   </w:num>
-  <w:num w:numId="2" w16cid:durableId="952174973">
+  <w:num w:numId="2">
     <w:abstractNumId w:val="6"/>
   </w:num>
-  <w:num w:numId="3" w16cid:durableId="1471049583">
+  <w:num w:numId="3">
     <w:abstractNumId w:val="5"/>
   </w:num>
-  <w:num w:numId="4" w16cid:durableId="934942108">
+  <w:num w:numId="4">
     <w:abstractNumId w:val="4"/>
   </w:num>
-  <w:num w:numId="5" w16cid:durableId="147600986">
+  <w:num w:numId="5">
     <w:abstractNumId w:val="7"/>
   </w:num>
-  <w:num w:numId="6" w16cid:durableId="1768887082">
+  <w:num w:numId="6">
     <w:abstractNumId w:val="3"/>
   </w:num>
-  <w:num w:numId="7" w16cid:durableId="237862489">
+  <w:num w:numId="7">
     <w:abstractNumId w:val="2"/>
   </w:num>
-  <w:num w:numId="8" w16cid:durableId="809052191">
+  <w:num w:numId="8">
     <w:abstractNumId w:val="1"/>
   </w:num>
-  <w:num w:numId="9" w16cid:durableId="327637554">
+  <w:num w:numId="9">
     <w:abstractNumId w:val="0"/>
   </w:num>
 </w:numbering>
 </file>
 
 <file path=word/styles.xml><?xml version="1.0" encoding="utf-8"?>
-<w:styles xmlns:mc="http://schemas.openxmlformats.org/markup-compatibility/2006" xmlns:r="http://schemas.openxmlformats.org/officeDocument/2006/relationships" xmlns:w="http://schemas.openxmlformats.org/wordprocessingml/2006/main" xmlns:w14="http://schemas.microsoft.com/office/word/2010/wordml" xmlns:w15="http://schemas.microsoft.com/office/word/2012/wordml" xmlns:w16cex="http://schemas.microsoft.com/office/word/2018/wordml/cex" xmlns:w16cid="http://schemas.microsoft.com/office/word/2016/wordml/cid" xmlns:w16="http://schemas.microsoft.com/office/word/2018/wordml" xmlns:w16du="http://schemas.microsoft.com/office/word/2023/wordml/word16du" xmlns:w16sdtdh="http://schemas.microsoft.com/office/word/2020/wordml/sdtdatahash" xmlns:w16sdtfl="http://schemas.microsoft.com/office/word/2024/wordml/sdtformatlock" xmlns:w16se="http://schemas.microsoft.com/office/word/2015/wordml/symex" mc:Ignorable="w14 w15 w16se w16cid w16 w16cex w16sdtdh w16sdtfl w16du">
+<w:styles xmlns:mc="http://schemas.openxmlformats.org/markup-compatibility/2006" xmlns:r="http://schemas.openxmlformats.org/officeDocument/2006/relationships" xmlns:w="http://schemas.openxmlformats.org/wordprocessingml/2006/main" xmlns:w14="http://schemas.microsoft.com/office/word/2010/wordml" xmlns:w15="http://schemas.microsoft.com/office/word/2012/wordml" xmlns:w16cex="http://schemas.microsoft.com/office/word/2018/wordml/cex" xmlns:w16cid="http://schemas.microsoft.com/office/word/2016/wordml/cid" xmlns:w16="http://schemas.microsoft.com/office/word/2018/wordml" xmlns:w16sdtdh="http://schemas.microsoft.com/office/word/2020/wordml/sdtdatahash" xmlns:w16se="http://schemas.microsoft.com/office/word/2015/wordml/symex" mc:Ignorable="w14 w15 w16se w16cid w16 w16cex w16sdtdh">
   <w:docDefaults>
     <w:rPrDefault>
       <w:rPr>
@@ -10730,7 +10411,7 @@
       <w:szCs w:val="18"/>
     </w:rPr>
   </w:style>
-  <w:style w:type="character" w:styleId="Fuerte">
+  <w:style w:type="character" w:styleId="Textoennegrita">
     <w:name w:val="Strong"/>
     <w:basedOn w:val="Fuentedeprrafopredeter"/>
     <w:uiPriority w:val="22"/>
